--- a/SWE-530/Topic 4/Software Architecture Design RCoon.docx
+++ b/SWE-530/Topic 4/Software Architecture Design RCoon.docx
@@ -217,6 +217,7 @@
     <w:p>
       <w:pPr>
         <w:spacing w:line="480" w:lineRule="auto"/>
+        <w:jc w:val="center"/>
         <w:rPr>
           <w:rFonts w:ascii="Times New Roman" w:hAnsi="Times New Roman" w:cs="Times New Roman"/>
           <w:b/>
@@ -228,22 +229,56 @@
           <w:rFonts w:ascii="Times New Roman" w:hAnsi="Times New Roman" w:cs="Times New Roman"/>
           <w:b/>
           <w:bCs/>
-        </w:rPr>
-        <w:t>Architectural Proposal for an Automated Teller Machine (ATM) System</w:t>
-      </w:r>
-    </w:p>
-    <w:p>
-      <w:pPr>
-        <w:spacing w:line="480" w:lineRule="auto"/>
-        <w:rPr>
-          <w:rFonts w:ascii="Times New Roman" w:hAnsi="Times New Roman" w:cs="Times New Roman"/>
-        </w:rPr>
-      </w:pPr>
-      <w:r>
-        <w:rPr>
-          <w:rFonts w:ascii="Times New Roman" w:hAnsi="Times New Roman" w:cs="Times New Roman"/>
-        </w:rPr>
-        <w:t>Automated Teller Machines (ATMs) are pivotal in modern banking, providing customers with convenient, secure, and reliable access to financial services. Designing an ATM system requires careful consideration of the range of user actions it must support, the system’s fault tolerance, interoperability with external systems, and adaptability to future changes. This proposal outlines a comprehensive architectural design that addresses these critical aspects, ensuring robustness, security, and maintainability.</w:t>
+          <w:noProof/>
+        </w:rPr>
+        <w:drawing>
+          <wp:inline distT="0" distB="0" distL="0" distR="0" wp14:anchorId="4FB10E58" wp14:editId="5A449A60">
+            <wp:extent cx="5943600" cy="5200650"/>
+            <wp:effectExtent l="0" t="0" r="0" b="0"/>
+            <wp:docPr id="541781250" name="Picture 1"/>
+            <wp:cNvGraphicFramePr>
+              <a:graphicFrameLocks xmlns:a="http://schemas.openxmlformats.org/drawingml/2006/main" noChangeAspect="1"/>
+            </wp:cNvGraphicFramePr>
+            <a:graphic xmlns:a="http://schemas.openxmlformats.org/drawingml/2006/main">
+              <a:graphicData uri="http://schemas.openxmlformats.org/drawingml/2006/picture">
+                <pic:pic xmlns:pic="http://schemas.openxmlformats.org/drawingml/2006/picture">
+                  <pic:nvPicPr>
+                    <pic:cNvPr id="0" name="Picture 1"/>
+                    <pic:cNvPicPr>
+                      <a:picLocks noChangeAspect="1" noChangeArrowheads="1"/>
+                    </pic:cNvPicPr>
+                  </pic:nvPicPr>
+                  <pic:blipFill>
+                    <a:blip r:embed="rId7">
+                      <a:extLst>
+                        <a:ext uri="{28A0092B-C50C-407E-A947-70E740481C1C}">
+                          <a14:useLocalDpi xmlns:a14="http://schemas.microsoft.com/office/drawing/2010/main" val="0"/>
+                        </a:ext>
+                      </a:extLst>
+                    </a:blip>
+                    <a:srcRect/>
+                    <a:stretch>
+                      <a:fillRect/>
+                    </a:stretch>
+                  </pic:blipFill>
+                  <pic:spPr bwMode="auto">
+                    <a:xfrm>
+                      <a:off x="0" y="0"/>
+                      <a:ext cx="5943600" cy="5200650"/>
+                    </a:xfrm>
+                    <a:prstGeom prst="rect">
+                      <a:avLst/>
+                    </a:prstGeom>
+                    <a:noFill/>
+                    <a:ln>
+                      <a:noFill/>
+                    </a:ln>
+                  </pic:spPr>
+                </pic:pic>
+              </a:graphicData>
+            </a:graphic>
+          </wp:inline>
+        </w:drawing>
       </w:r>
     </w:p>
     <w:p>
@@ -261,64 +296,7 @@
           <w:b/>
           <w:bCs/>
         </w:rPr>
-        <w:t>Defining the Collection of Actions Supported by the ATM</w:t>
-      </w:r>
-    </w:p>
-    <w:p>
-      <w:pPr>
-        <w:spacing w:line="480" w:lineRule="auto"/>
-        <w:rPr>
-          <w:rFonts w:ascii="Times New Roman" w:hAnsi="Times New Roman" w:cs="Times New Roman"/>
-        </w:rPr>
-      </w:pPr>
-      <w:r>
-        <w:rPr>
-          <w:rFonts w:ascii="Times New Roman" w:hAnsi="Times New Roman" w:cs="Times New Roman"/>
-        </w:rPr>
-        <w:t>An ATM must support a broad spectrum of actions that reflect typical banking transactions and user interactions. At its core, the ATM should enable users to perform cash withdrawals, balance inquiries, deposits (both cash and checks), funds transfers between accounts, and print mini-statements or receipts. Additionally, it should allow users to change their Personal Identification Number (PIN) securely and select their preferred language for interaction. These actions represent the fundamental banking services customers expect, ensuring convenience and accessibility.</w:t>
-      </w:r>
-    </w:p>
-    <w:p>
-      <w:pPr>
-        <w:spacing w:line="480" w:lineRule="auto"/>
-        <w:rPr>
-          <w:rFonts w:ascii="Times New Roman" w:hAnsi="Times New Roman" w:cs="Times New Roman"/>
-        </w:rPr>
-      </w:pPr>
-      <w:r>
-        <w:rPr>
-          <w:rFonts w:ascii="Times New Roman" w:hAnsi="Times New Roman" w:cs="Times New Roman"/>
-        </w:rPr>
-        <w:t>Beyond these core functions, the ATM should incorporate security-related actions such as user authentication through card insertion and PIN entry, with optional biometric verification for enhanced security. It should also support session management features like automatic logout after inactivity to prevent unauthorized access. Receipt printing and transaction confirmation provide users with tangible proof of their transactions, enhancing trust and transparency.</w:t>
-      </w:r>
-    </w:p>
-    <w:p>
-      <w:pPr>
-        <w:spacing w:line="480" w:lineRule="auto"/>
-        <w:rPr>
-          <w:rFonts w:ascii="Times New Roman" w:hAnsi="Times New Roman" w:cs="Times New Roman"/>
-        </w:rPr>
-      </w:pPr>
-      <w:r>
-        <w:rPr>
-          <w:rFonts w:ascii="Times New Roman" w:hAnsi="Times New Roman" w:cs="Times New Roman"/>
-        </w:rPr>
-        <w:lastRenderedPageBreak/>
-        <w:t>Maintenance and diagnostic actions are equally important. The ATM should perform self-diagnostics to monitor hardware and software health, notify bank staff when cash levels are low, and log errors for timely maintenance. These features ensure operational continuity and reduce downtime.</w:t>
-      </w:r>
-    </w:p>
-    <w:p>
-      <w:pPr>
-        <w:spacing w:line="480" w:lineRule="auto"/>
-        <w:rPr>
-          <w:rFonts w:ascii="Times New Roman" w:hAnsi="Times New Roman" w:cs="Times New Roman"/>
-        </w:rPr>
-      </w:pPr>
-      <w:r>
-        <w:rPr>
-          <w:rFonts w:ascii="Times New Roman" w:hAnsi="Times New Roman" w:cs="Times New Roman"/>
-        </w:rPr>
-        <w:t>The rationale behind this comprehensive action set is to balance user convenience, security, and operational reliability. By supporting a wide range of transactions and robust session management, the ATM meets customer expectations while safeguarding sensitive financial operations. Maintenance capabilities embedded within the system further ensure long-term reliability and service availability.</w:t>
+        <w:t>Static Views.</w:t>
       </w:r>
     </w:p>
     <w:p>
@@ -336,30 +314,2698 @@
           <w:b/>
           <w:bCs/>
         </w:rPr>
-        <w:t xml:space="preserve">Architectural Design to Accommodate </w:t>
-      </w:r>
-      <w:proofErr w:type="gramStart"/>
-      <w:r>
+        <w:t>Component Diagram (High-Level Modules)</w:t>
+      </w:r>
+    </w:p>
+    <w:p>
+      <w:pPr>
+        <w:spacing w:line="480" w:lineRule="auto"/>
+        <w:rPr>
+          <w:rFonts w:ascii="Times New Roman" w:hAnsi="Times New Roman" w:cs="Times New Roman"/>
+        </w:rPr>
+      </w:pPr>
+      <w:r>
+        <w:rPr>
+          <w:rFonts w:ascii="Times New Roman" w:hAnsi="Times New Roman" w:cs="Times New Roman"/>
+        </w:rPr>
+        <w:t>User Interface Module</w:t>
+      </w:r>
+      <w:r>
+        <w:rPr>
+          <w:rFonts w:ascii="Times New Roman" w:hAnsi="Times New Roman" w:cs="Times New Roman"/>
+        </w:rPr>
+        <w:br/>
+        <w:t>Handles interaction with the user (touchscreen/keypad, display, card reader).</w:t>
+      </w:r>
+    </w:p>
+    <w:p>
+      <w:pPr>
+        <w:spacing w:line="480" w:lineRule="auto"/>
+        <w:rPr>
+          <w:rFonts w:ascii="Times New Roman" w:hAnsi="Times New Roman" w:cs="Times New Roman"/>
+        </w:rPr>
+      </w:pPr>
+      <w:r>
+        <w:rPr>
+          <w:rFonts w:ascii="Times New Roman" w:hAnsi="Times New Roman" w:cs="Times New Roman"/>
+        </w:rPr>
+        <w:t>Authentication Module</w:t>
+      </w:r>
+      <w:r>
+        <w:rPr>
+          <w:rFonts w:ascii="Times New Roman" w:hAnsi="Times New Roman" w:cs="Times New Roman"/>
+        </w:rPr>
+        <w:br/>
+        <w:t>Manages user authentication (PIN verification, card validation).</w:t>
+      </w:r>
+    </w:p>
+    <w:p>
+      <w:pPr>
+        <w:spacing w:line="480" w:lineRule="auto"/>
+        <w:rPr>
+          <w:rFonts w:ascii="Times New Roman" w:hAnsi="Times New Roman" w:cs="Times New Roman"/>
+        </w:rPr>
+      </w:pPr>
+      <w:r>
+        <w:rPr>
+          <w:rFonts w:ascii="Times New Roman" w:hAnsi="Times New Roman" w:cs="Times New Roman"/>
+        </w:rPr>
+        <w:lastRenderedPageBreak/>
+        <w:t>Transaction Processing Module</w:t>
+      </w:r>
+      <w:r>
+        <w:rPr>
+          <w:rFonts w:ascii="Times New Roman" w:hAnsi="Times New Roman" w:cs="Times New Roman"/>
+        </w:rPr>
+        <w:br/>
+        <w:t>Handles withdrawal, deposit, balance inquiry, fund transfer.</w:t>
+      </w:r>
+    </w:p>
+    <w:p>
+      <w:pPr>
+        <w:spacing w:line="480" w:lineRule="auto"/>
+        <w:rPr>
+          <w:rFonts w:ascii="Times New Roman" w:hAnsi="Times New Roman" w:cs="Times New Roman"/>
+        </w:rPr>
+      </w:pPr>
+      <w:r>
+        <w:rPr>
+          <w:rFonts w:ascii="Times New Roman" w:hAnsi="Times New Roman" w:cs="Times New Roman"/>
+        </w:rPr>
+        <w:t>Cash Management Module</w:t>
+      </w:r>
+      <w:r>
+        <w:rPr>
+          <w:rFonts w:ascii="Times New Roman" w:hAnsi="Times New Roman" w:cs="Times New Roman"/>
+        </w:rPr>
+        <w:br/>
+        <w:t>Controls cash dispensing and cash deposit mechanisms.</w:t>
+      </w:r>
+    </w:p>
+    <w:p>
+      <w:pPr>
+        <w:spacing w:line="480" w:lineRule="auto"/>
+        <w:rPr>
+          <w:rFonts w:ascii="Times New Roman" w:hAnsi="Times New Roman" w:cs="Times New Roman"/>
+        </w:rPr>
+      </w:pPr>
+      <w:r>
+        <w:rPr>
+          <w:rFonts w:ascii="Times New Roman" w:hAnsi="Times New Roman" w:cs="Times New Roman"/>
+        </w:rPr>
+        <w:t>Network Communication Module</w:t>
+      </w:r>
+      <w:r>
+        <w:rPr>
+          <w:rFonts w:ascii="Times New Roman" w:hAnsi="Times New Roman" w:cs="Times New Roman"/>
+        </w:rPr>
+        <w:br/>
+        <w:t>Manages communication with bank servers and financial institutions.</w:t>
+      </w:r>
+    </w:p>
+    <w:p>
+      <w:pPr>
+        <w:spacing w:line="480" w:lineRule="auto"/>
+        <w:rPr>
+          <w:rFonts w:ascii="Times New Roman" w:hAnsi="Times New Roman" w:cs="Times New Roman"/>
+        </w:rPr>
+      </w:pPr>
+      <w:r>
+        <w:rPr>
+          <w:rFonts w:ascii="Times New Roman" w:hAnsi="Times New Roman" w:cs="Times New Roman"/>
+        </w:rPr>
+        <w:t>Logging and Audit Module</w:t>
+      </w:r>
+      <w:r>
+        <w:rPr>
+          <w:rFonts w:ascii="Times New Roman" w:hAnsi="Times New Roman" w:cs="Times New Roman"/>
+        </w:rPr>
+        <w:br/>
+        <w:t>Records transaction logs, errors, and security events.</w:t>
+      </w:r>
+    </w:p>
+    <w:p>
+      <w:pPr>
+        <w:spacing w:line="480" w:lineRule="auto"/>
+        <w:rPr>
+          <w:rFonts w:ascii="Times New Roman" w:hAnsi="Times New Roman" w:cs="Times New Roman"/>
+        </w:rPr>
+      </w:pPr>
+      <w:r>
+        <w:rPr>
+          <w:rFonts w:ascii="Times New Roman" w:hAnsi="Times New Roman" w:cs="Times New Roman"/>
+        </w:rPr>
+        <w:t>Error Handling Module</w:t>
+      </w:r>
+      <w:r>
+        <w:rPr>
+          <w:rFonts w:ascii="Times New Roman" w:hAnsi="Times New Roman" w:cs="Times New Roman"/>
+        </w:rPr>
+        <w:br/>
+        <w:t>Manages exceptions, hardware failures, and user errors.</w:t>
+      </w:r>
+    </w:p>
+    <w:p>
+      <w:pPr>
+        <w:spacing w:line="480" w:lineRule="auto"/>
+        <w:rPr>
+          <w:rFonts w:ascii="Times New Roman" w:hAnsi="Times New Roman" w:cs="Times New Roman"/>
+        </w:rPr>
+      </w:pPr>
+      <w:r>
+        <w:rPr>
+          <w:rFonts w:ascii="Times New Roman" w:hAnsi="Times New Roman" w:cs="Times New Roman"/>
+        </w:rPr>
+        <w:t>Security Module</w:t>
+      </w:r>
+      <w:r>
+        <w:rPr>
+          <w:rFonts w:ascii="Times New Roman" w:hAnsi="Times New Roman" w:cs="Times New Roman"/>
+        </w:rPr>
+        <w:br/>
+        <w:t>Implements encryption, secure communication, and fraud detection.</w:t>
+      </w:r>
+    </w:p>
+    <w:p>
+      <w:pPr>
+        <w:spacing w:line="480" w:lineRule="auto"/>
         <w:rPr>
           <w:rFonts w:ascii="Times New Roman" w:hAnsi="Times New Roman" w:cs="Times New Roman"/>
           <w:b/>
           <w:bCs/>
         </w:rPr>
-        <w:t>the Defined</w:t>
-      </w:r>
-      <w:proofErr w:type="gramEnd"/>
+      </w:pPr>
       <w:r>
         <w:rPr>
           <w:rFonts w:ascii="Times New Roman" w:hAnsi="Times New Roman" w:cs="Times New Roman"/>
           <w:b/>
           <w:bCs/>
         </w:rPr>
+        <w:t>Class Diagram (Example for Transaction Processing)</w:t>
+      </w:r>
+    </w:p>
+    <w:tbl>
+      <w:tblPr>
+        <w:tblW w:w="11520" w:type="dxa"/>
+        <w:tblCellSpacing w:w="15" w:type="dxa"/>
+        <w:tblBorders>
+          <w:top w:val="single" w:sz="2" w:space="0" w:color="auto"/>
+          <w:left w:val="single" w:sz="2" w:space="0" w:color="auto"/>
+          <w:bottom w:val="single" w:sz="2" w:space="0" w:color="auto"/>
+          <w:right w:val="single" w:sz="2" w:space="0" w:color="auto"/>
+        </w:tblBorders>
+        <w:tblCellMar>
+          <w:top w:w="15" w:type="dxa"/>
+          <w:left w:w="15" w:type="dxa"/>
+          <w:bottom w:w="15" w:type="dxa"/>
+          <w:right w:w="15" w:type="dxa"/>
+        </w:tblCellMar>
+        <w:tblLook w:val="04A0" w:firstRow="1" w:lastRow="0" w:firstColumn="1" w:lastColumn="0" w:noHBand="0" w:noVBand="1"/>
+      </w:tblPr>
+      <w:tblGrid>
+        <w:gridCol w:w="2539"/>
+        <w:gridCol w:w="3376"/>
+        <w:gridCol w:w="2789"/>
+        <w:gridCol w:w="2816"/>
+      </w:tblGrid>
+      <w:tr>
+        <w:trPr>
+          <w:tblHeader/>
+          <w:tblCellSpacing w:w="15" w:type="dxa"/>
+        </w:trPr>
+        <w:tc>
+          <w:tcPr>
+            <w:tcW w:w="0" w:type="auto"/>
+            <w:tcBorders>
+              <w:top w:val="single" w:sz="2" w:space="0" w:color="auto"/>
+              <w:left w:val="single" w:sz="2" w:space="0" w:color="auto"/>
+              <w:bottom w:val="single" w:sz="2" w:space="0" w:color="auto"/>
+              <w:right w:val="nil"/>
+            </w:tcBorders>
+            <w:vAlign w:val="center"/>
+            <w:hideMark/>
+          </w:tcPr>
+          <w:p>
+            <w:pPr>
+              <w:spacing w:line="480" w:lineRule="auto"/>
+              <w:rPr>
+                <w:rFonts w:ascii="Times New Roman" w:hAnsi="Times New Roman" w:cs="Times New Roman"/>
+                <w:b/>
+                <w:bCs/>
+              </w:rPr>
+            </w:pPr>
+            <w:r>
+              <w:rPr>
+                <w:rFonts w:ascii="Times New Roman" w:hAnsi="Times New Roman" w:cs="Times New Roman"/>
+                <w:b/>
+                <w:bCs/>
+              </w:rPr>
+              <w:t>Class Name</w:t>
+            </w:r>
+          </w:p>
+        </w:tc>
+        <w:tc>
+          <w:tcPr>
+            <w:tcW w:w="0" w:type="auto"/>
+            <w:tcBorders>
+              <w:top w:val="single" w:sz="2" w:space="0" w:color="auto"/>
+              <w:left w:val="single" w:sz="2" w:space="0" w:color="auto"/>
+              <w:bottom w:val="single" w:sz="2" w:space="0" w:color="auto"/>
+              <w:right w:val="nil"/>
+            </w:tcBorders>
+            <w:vAlign w:val="center"/>
+            <w:hideMark/>
+          </w:tcPr>
+          <w:p>
+            <w:pPr>
+              <w:spacing w:line="480" w:lineRule="auto"/>
+              <w:rPr>
+                <w:rFonts w:ascii="Times New Roman" w:hAnsi="Times New Roman" w:cs="Times New Roman"/>
+                <w:b/>
+                <w:bCs/>
+              </w:rPr>
+            </w:pPr>
+            <w:r>
+              <w:rPr>
+                <w:rFonts w:ascii="Times New Roman" w:hAnsi="Times New Roman" w:cs="Times New Roman"/>
+                <w:b/>
+                <w:bCs/>
+              </w:rPr>
+              <w:t>Responsibilities</w:t>
+            </w:r>
+          </w:p>
+        </w:tc>
+        <w:tc>
+          <w:tcPr>
+            <w:tcW w:w="0" w:type="auto"/>
+            <w:tcBorders>
+              <w:top w:val="single" w:sz="2" w:space="0" w:color="auto"/>
+              <w:left w:val="single" w:sz="2" w:space="0" w:color="auto"/>
+              <w:bottom w:val="single" w:sz="2" w:space="0" w:color="auto"/>
+              <w:right w:val="nil"/>
+            </w:tcBorders>
+            <w:vAlign w:val="center"/>
+            <w:hideMark/>
+          </w:tcPr>
+          <w:p>
+            <w:pPr>
+              <w:spacing w:line="480" w:lineRule="auto"/>
+              <w:rPr>
+                <w:rFonts w:ascii="Times New Roman" w:hAnsi="Times New Roman" w:cs="Times New Roman"/>
+                <w:b/>
+                <w:bCs/>
+              </w:rPr>
+            </w:pPr>
+            <w:r>
+              <w:rPr>
+                <w:rFonts w:ascii="Times New Roman" w:hAnsi="Times New Roman" w:cs="Times New Roman"/>
+                <w:b/>
+                <w:bCs/>
+              </w:rPr>
+              <w:t>Key Attributes</w:t>
+            </w:r>
+          </w:p>
+        </w:tc>
+        <w:tc>
+          <w:tcPr>
+            <w:tcW w:w="0" w:type="auto"/>
+            <w:tcBorders>
+              <w:top w:val="single" w:sz="2" w:space="0" w:color="auto"/>
+              <w:left w:val="single" w:sz="2" w:space="0" w:color="auto"/>
+              <w:bottom w:val="single" w:sz="2" w:space="0" w:color="auto"/>
+              <w:right w:val="nil"/>
+            </w:tcBorders>
+            <w:vAlign w:val="center"/>
+            <w:hideMark/>
+          </w:tcPr>
+          <w:p>
+            <w:pPr>
+              <w:spacing w:line="480" w:lineRule="auto"/>
+              <w:rPr>
+                <w:rFonts w:ascii="Times New Roman" w:hAnsi="Times New Roman" w:cs="Times New Roman"/>
+                <w:b/>
+                <w:bCs/>
+              </w:rPr>
+            </w:pPr>
+            <w:r>
+              <w:rPr>
+                <w:rFonts w:ascii="Times New Roman" w:hAnsi="Times New Roman" w:cs="Times New Roman"/>
+                <w:b/>
+                <w:bCs/>
+              </w:rPr>
+              <w:t>Key Methods</w:t>
+            </w:r>
+          </w:p>
+        </w:tc>
+      </w:tr>
+      <w:tr>
+        <w:trPr>
+          <w:tblCellSpacing w:w="15" w:type="dxa"/>
+        </w:trPr>
+        <w:tc>
+          <w:tcPr>
+            <w:tcW w:w="0" w:type="auto"/>
+            <w:tcBorders>
+              <w:top w:val="single" w:sz="6" w:space="0" w:color="auto"/>
+              <w:left w:val="single" w:sz="2" w:space="0" w:color="auto"/>
+              <w:bottom w:val="single" w:sz="2" w:space="0" w:color="auto"/>
+              <w:right w:val="nil"/>
+            </w:tcBorders>
+            <w:vAlign w:val="center"/>
+            <w:hideMark/>
+          </w:tcPr>
+          <w:p>
+            <w:pPr>
+              <w:spacing w:line="480" w:lineRule="auto"/>
+              <w:rPr>
+                <w:rFonts w:ascii="Times New Roman" w:hAnsi="Times New Roman" w:cs="Times New Roman"/>
+                <w:b/>
+                <w:bCs/>
+              </w:rPr>
+            </w:pPr>
+            <w:proofErr w:type="spellStart"/>
+            <w:r>
+              <w:rPr>
+                <w:rFonts w:ascii="Times New Roman" w:hAnsi="Times New Roman" w:cs="Times New Roman"/>
+                <w:b/>
+                <w:bCs/>
+              </w:rPr>
+              <w:t>ATMController</w:t>
+            </w:r>
+            <w:proofErr w:type="spellEnd"/>
+          </w:p>
+        </w:tc>
+        <w:tc>
+          <w:tcPr>
+            <w:tcW w:w="0" w:type="auto"/>
+            <w:tcBorders>
+              <w:top w:val="single" w:sz="6" w:space="0" w:color="auto"/>
+              <w:left w:val="single" w:sz="2" w:space="0" w:color="auto"/>
+              <w:bottom w:val="single" w:sz="2" w:space="0" w:color="auto"/>
+              <w:right w:val="nil"/>
+            </w:tcBorders>
+            <w:vAlign w:val="center"/>
+            <w:hideMark/>
+          </w:tcPr>
+          <w:p>
+            <w:pPr>
+              <w:spacing w:line="480" w:lineRule="auto"/>
+              <w:rPr>
+                <w:rFonts w:ascii="Times New Roman" w:hAnsi="Times New Roman" w:cs="Times New Roman"/>
+                <w:b/>
+                <w:bCs/>
+              </w:rPr>
+            </w:pPr>
+            <w:r>
+              <w:rPr>
+                <w:rFonts w:ascii="Times New Roman" w:hAnsi="Times New Roman" w:cs="Times New Roman"/>
+                <w:b/>
+                <w:bCs/>
+              </w:rPr>
+              <w:t>Coordinates overall ATM operations</w:t>
+            </w:r>
+          </w:p>
+        </w:tc>
+        <w:tc>
+          <w:tcPr>
+            <w:tcW w:w="0" w:type="auto"/>
+            <w:tcBorders>
+              <w:top w:val="single" w:sz="6" w:space="0" w:color="auto"/>
+              <w:left w:val="single" w:sz="2" w:space="0" w:color="auto"/>
+              <w:bottom w:val="single" w:sz="2" w:space="0" w:color="auto"/>
+              <w:right w:val="nil"/>
+            </w:tcBorders>
+            <w:vAlign w:val="center"/>
+            <w:hideMark/>
+          </w:tcPr>
+          <w:p>
+            <w:pPr>
+              <w:spacing w:line="480" w:lineRule="auto"/>
+              <w:rPr>
+                <w:rFonts w:ascii="Times New Roman" w:hAnsi="Times New Roman" w:cs="Times New Roman"/>
+                <w:b/>
+                <w:bCs/>
+              </w:rPr>
+            </w:pPr>
+            <w:proofErr w:type="spellStart"/>
+            <w:r>
+              <w:rPr>
+                <w:rFonts w:ascii="Times New Roman" w:hAnsi="Times New Roman" w:cs="Times New Roman"/>
+                <w:b/>
+                <w:bCs/>
+              </w:rPr>
+              <w:t>atmId</w:t>
+            </w:r>
+            <w:proofErr w:type="spellEnd"/>
+            <w:r>
+              <w:rPr>
+                <w:rFonts w:ascii="Times New Roman" w:hAnsi="Times New Roman" w:cs="Times New Roman"/>
+                <w:b/>
+                <w:bCs/>
+              </w:rPr>
+              <w:t>, status</w:t>
+            </w:r>
+          </w:p>
+        </w:tc>
+        <w:tc>
+          <w:tcPr>
+            <w:tcW w:w="0" w:type="auto"/>
+            <w:tcBorders>
+              <w:top w:val="single" w:sz="6" w:space="0" w:color="auto"/>
+              <w:left w:val="single" w:sz="2" w:space="0" w:color="auto"/>
+              <w:bottom w:val="single" w:sz="2" w:space="0" w:color="auto"/>
+              <w:right w:val="nil"/>
+            </w:tcBorders>
+            <w:vAlign w:val="center"/>
+            <w:hideMark/>
+          </w:tcPr>
+          <w:p>
+            <w:pPr>
+              <w:spacing w:line="480" w:lineRule="auto"/>
+              <w:rPr>
+                <w:rFonts w:ascii="Times New Roman" w:hAnsi="Times New Roman" w:cs="Times New Roman"/>
+                <w:b/>
+                <w:bCs/>
+              </w:rPr>
+            </w:pPr>
+            <w:r>
+              <w:rPr>
+                <w:rFonts w:ascii="Times New Roman" w:hAnsi="Times New Roman" w:cs="Times New Roman"/>
+                <w:b/>
+                <w:bCs/>
+              </w:rPr>
+              <w:t>start(), shutdown(), reset()</w:t>
+            </w:r>
+          </w:p>
+        </w:tc>
+      </w:tr>
+      <w:tr>
+        <w:trPr>
+          <w:tblCellSpacing w:w="15" w:type="dxa"/>
+        </w:trPr>
+        <w:tc>
+          <w:tcPr>
+            <w:tcW w:w="0" w:type="auto"/>
+            <w:tcBorders>
+              <w:top w:val="single" w:sz="6" w:space="0" w:color="auto"/>
+              <w:left w:val="single" w:sz="2" w:space="0" w:color="auto"/>
+              <w:bottom w:val="single" w:sz="2" w:space="0" w:color="auto"/>
+              <w:right w:val="nil"/>
+            </w:tcBorders>
+            <w:vAlign w:val="center"/>
+            <w:hideMark/>
+          </w:tcPr>
+          <w:p>
+            <w:pPr>
+              <w:spacing w:line="480" w:lineRule="auto"/>
+              <w:rPr>
+                <w:rFonts w:ascii="Times New Roman" w:hAnsi="Times New Roman" w:cs="Times New Roman"/>
+                <w:b/>
+                <w:bCs/>
+              </w:rPr>
+            </w:pPr>
+            <w:proofErr w:type="spellStart"/>
+            <w:r>
+              <w:rPr>
+                <w:rFonts w:ascii="Times New Roman" w:hAnsi="Times New Roman" w:cs="Times New Roman"/>
+                <w:b/>
+                <w:bCs/>
+              </w:rPr>
+              <w:t>UserSession</w:t>
+            </w:r>
+            <w:proofErr w:type="spellEnd"/>
+          </w:p>
+        </w:tc>
+        <w:tc>
+          <w:tcPr>
+            <w:tcW w:w="0" w:type="auto"/>
+            <w:tcBorders>
+              <w:top w:val="single" w:sz="6" w:space="0" w:color="auto"/>
+              <w:left w:val="single" w:sz="2" w:space="0" w:color="auto"/>
+              <w:bottom w:val="single" w:sz="2" w:space="0" w:color="auto"/>
+              <w:right w:val="nil"/>
+            </w:tcBorders>
+            <w:vAlign w:val="center"/>
+            <w:hideMark/>
+          </w:tcPr>
+          <w:p>
+            <w:pPr>
+              <w:spacing w:line="480" w:lineRule="auto"/>
+              <w:rPr>
+                <w:rFonts w:ascii="Times New Roman" w:hAnsi="Times New Roman" w:cs="Times New Roman"/>
+                <w:b/>
+                <w:bCs/>
+              </w:rPr>
+            </w:pPr>
+            <w:r>
+              <w:rPr>
+                <w:rFonts w:ascii="Times New Roman" w:hAnsi="Times New Roman" w:cs="Times New Roman"/>
+                <w:b/>
+                <w:bCs/>
+              </w:rPr>
+              <w:t>Manages user session state</w:t>
+            </w:r>
+          </w:p>
+        </w:tc>
+        <w:tc>
+          <w:tcPr>
+            <w:tcW w:w="0" w:type="auto"/>
+            <w:tcBorders>
+              <w:top w:val="single" w:sz="6" w:space="0" w:color="auto"/>
+              <w:left w:val="single" w:sz="2" w:space="0" w:color="auto"/>
+              <w:bottom w:val="single" w:sz="2" w:space="0" w:color="auto"/>
+              <w:right w:val="nil"/>
+            </w:tcBorders>
+            <w:vAlign w:val="center"/>
+            <w:hideMark/>
+          </w:tcPr>
+          <w:p>
+            <w:pPr>
+              <w:spacing w:line="480" w:lineRule="auto"/>
+              <w:rPr>
+                <w:rFonts w:ascii="Times New Roman" w:hAnsi="Times New Roman" w:cs="Times New Roman"/>
+                <w:b/>
+                <w:bCs/>
+              </w:rPr>
+            </w:pPr>
+            <w:proofErr w:type="spellStart"/>
+            <w:r>
+              <w:rPr>
+                <w:rFonts w:ascii="Times New Roman" w:hAnsi="Times New Roman" w:cs="Times New Roman"/>
+                <w:b/>
+                <w:bCs/>
+              </w:rPr>
+              <w:t>sessionId</w:t>
+            </w:r>
+            <w:proofErr w:type="spellEnd"/>
+            <w:r>
+              <w:rPr>
+                <w:rFonts w:ascii="Times New Roman" w:hAnsi="Times New Roman" w:cs="Times New Roman"/>
+                <w:b/>
+                <w:bCs/>
+              </w:rPr>
+              <w:t xml:space="preserve">, </w:t>
+            </w:r>
+            <w:proofErr w:type="spellStart"/>
+            <w:r>
+              <w:rPr>
+                <w:rFonts w:ascii="Times New Roman" w:hAnsi="Times New Roman" w:cs="Times New Roman"/>
+                <w:b/>
+                <w:bCs/>
+              </w:rPr>
+              <w:t>userId</w:t>
+            </w:r>
+            <w:proofErr w:type="spellEnd"/>
+            <w:r>
+              <w:rPr>
+                <w:rFonts w:ascii="Times New Roman" w:hAnsi="Times New Roman" w:cs="Times New Roman"/>
+                <w:b/>
+                <w:bCs/>
+              </w:rPr>
+              <w:t xml:space="preserve">, </w:t>
+            </w:r>
+            <w:proofErr w:type="spellStart"/>
+            <w:r>
+              <w:rPr>
+                <w:rFonts w:ascii="Times New Roman" w:hAnsi="Times New Roman" w:cs="Times New Roman"/>
+                <w:b/>
+                <w:bCs/>
+              </w:rPr>
+              <w:t>isAuthenticated</w:t>
+            </w:r>
+            <w:proofErr w:type="spellEnd"/>
+          </w:p>
+        </w:tc>
+        <w:tc>
+          <w:tcPr>
+            <w:tcW w:w="0" w:type="auto"/>
+            <w:tcBorders>
+              <w:top w:val="single" w:sz="6" w:space="0" w:color="auto"/>
+              <w:left w:val="single" w:sz="2" w:space="0" w:color="auto"/>
+              <w:bottom w:val="single" w:sz="2" w:space="0" w:color="auto"/>
+              <w:right w:val="nil"/>
+            </w:tcBorders>
+            <w:vAlign w:val="center"/>
+            <w:hideMark/>
+          </w:tcPr>
+          <w:p>
+            <w:pPr>
+              <w:spacing w:line="480" w:lineRule="auto"/>
+              <w:rPr>
+                <w:rFonts w:ascii="Times New Roman" w:hAnsi="Times New Roman" w:cs="Times New Roman"/>
+                <w:b/>
+                <w:bCs/>
+              </w:rPr>
+            </w:pPr>
+            <w:r>
+              <w:rPr>
+                <w:rFonts w:ascii="Times New Roman" w:hAnsi="Times New Roman" w:cs="Times New Roman"/>
+                <w:b/>
+                <w:bCs/>
+              </w:rPr>
+              <w:t>authenticate(), logout()</w:t>
+            </w:r>
+          </w:p>
+        </w:tc>
+      </w:tr>
+      <w:tr>
+        <w:trPr>
+          <w:tblCellSpacing w:w="15" w:type="dxa"/>
+        </w:trPr>
+        <w:tc>
+          <w:tcPr>
+            <w:tcW w:w="0" w:type="auto"/>
+            <w:tcBorders>
+              <w:top w:val="single" w:sz="6" w:space="0" w:color="auto"/>
+              <w:left w:val="single" w:sz="2" w:space="0" w:color="auto"/>
+              <w:bottom w:val="single" w:sz="2" w:space="0" w:color="auto"/>
+              <w:right w:val="nil"/>
+            </w:tcBorders>
+            <w:vAlign w:val="center"/>
+            <w:hideMark/>
+          </w:tcPr>
+          <w:p>
+            <w:pPr>
+              <w:spacing w:line="480" w:lineRule="auto"/>
+              <w:rPr>
+                <w:rFonts w:ascii="Times New Roman" w:hAnsi="Times New Roman" w:cs="Times New Roman"/>
+                <w:b/>
+                <w:bCs/>
+              </w:rPr>
+            </w:pPr>
+            <w:proofErr w:type="spellStart"/>
+            <w:r>
+              <w:rPr>
+                <w:rFonts w:ascii="Times New Roman" w:hAnsi="Times New Roman" w:cs="Times New Roman"/>
+                <w:b/>
+                <w:bCs/>
+              </w:rPr>
+              <w:t>CardReader</w:t>
+            </w:r>
+            <w:proofErr w:type="spellEnd"/>
+          </w:p>
+        </w:tc>
+        <w:tc>
+          <w:tcPr>
+            <w:tcW w:w="0" w:type="auto"/>
+            <w:tcBorders>
+              <w:top w:val="single" w:sz="6" w:space="0" w:color="auto"/>
+              <w:left w:val="single" w:sz="2" w:space="0" w:color="auto"/>
+              <w:bottom w:val="single" w:sz="2" w:space="0" w:color="auto"/>
+              <w:right w:val="nil"/>
+            </w:tcBorders>
+            <w:vAlign w:val="center"/>
+            <w:hideMark/>
+          </w:tcPr>
+          <w:p>
+            <w:pPr>
+              <w:spacing w:line="480" w:lineRule="auto"/>
+              <w:rPr>
+                <w:rFonts w:ascii="Times New Roman" w:hAnsi="Times New Roman" w:cs="Times New Roman"/>
+                <w:b/>
+                <w:bCs/>
+              </w:rPr>
+            </w:pPr>
+            <w:r>
+              <w:rPr>
+                <w:rFonts w:ascii="Times New Roman" w:hAnsi="Times New Roman" w:cs="Times New Roman"/>
+                <w:b/>
+                <w:bCs/>
+              </w:rPr>
+              <w:t>Reads card data</w:t>
+            </w:r>
+          </w:p>
+        </w:tc>
+        <w:tc>
+          <w:tcPr>
+            <w:tcW w:w="0" w:type="auto"/>
+            <w:tcBorders>
+              <w:top w:val="single" w:sz="6" w:space="0" w:color="auto"/>
+              <w:left w:val="single" w:sz="2" w:space="0" w:color="auto"/>
+              <w:bottom w:val="single" w:sz="2" w:space="0" w:color="auto"/>
+              <w:right w:val="nil"/>
+            </w:tcBorders>
+            <w:vAlign w:val="center"/>
+            <w:hideMark/>
+          </w:tcPr>
+          <w:p>
+            <w:pPr>
+              <w:spacing w:line="480" w:lineRule="auto"/>
+              <w:rPr>
+                <w:rFonts w:ascii="Times New Roman" w:hAnsi="Times New Roman" w:cs="Times New Roman"/>
+                <w:b/>
+                <w:bCs/>
+              </w:rPr>
+            </w:pPr>
+            <w:proofErr w:type="spellStart"/>
+            <w:r>
+              <w:rPr>
+                <w:rFonts w:ascii="Times New Roman" w:hAnsi="Times New Roman" w:cs="Times New Roman"/>
+                <w:b/>
+                <w:bCs/>
+              </w:rPr>
+              <w:t>cardNumber</w:t>
+            </w:r>
+            <w:proofErr w:type="spellEnd"/>
+            <w:r>
+              <w:rPr>
+                <w:rFonts w:ascii="Times New Roman" w:hAnsi="Times New Roman" w:cs="Times New Roman"/>
+                <w:b/>
+                <w:bCs/>
+              </w:rPr>
+              <w:t xml:space="preserve">, </w:t>
+            </w:r>
+            <w:proofErr w:type="spellStart"/>
+            <w:r>
+              <w:rPr>
+                <w:rFonts w:ascii="Times New Roman" w:hAnsi="Times New Roman" w:cs="Times New Roman"/>
+                <w:b/>
+                <w:bCs/>
+              </w:rPr>
+              <w:t>cardType</w:t>
+            </w:r>
+            <w:proofErr w:type="spellEnd"/>
+          </w:p>
+        </w:tc>
+        <w:tc>
+          <w:tcPr>
+            <w:tcW w:w="0" w:type="auto"/>
+            <w:tcBorders>
+              <w:top w:val="single" w:sz="6" w:space="0" w:color="auto"/>
+              <w:left w:val="single" w:sz="2" w:space="0" w:color="auto"/>
+              <w:bottom w:val="single" w:sz="2" w:space="0" w:color="auto"/>
+              <w:right w:val="nil"/>
+            </w:tcBorders>
+            <w:vAlign w:val="center"/>
+            <w:hideMark/>
+          </w:tcPr>
+          <w:p>
+            <w:pPr>
+              <w:spacing w:line="480" w:lineRule="auto"/>
+              <w:rPr>
+                <w:rFonts w:ascii="Times New Roman" w:hAnsi="Times New Roman" w:cs="Times New Roman"/>
+                <w:b/>
+                <w:bCs/>
+              </w:rPr>
+            </w:pPr>
+            <w:proofErr w:type="spellStart"/>
+            <w:r>
+              <w:rPr>
+                <w:rFonts w:ascii="Times New Roman" w:hAnsi="Times New Roman" w:cs="Times New Roman"/>
+                <w:b/>
+                <w:bCs/>
+              </w:rPr>
+              <w:t>readCard</w:t>
+            </w:r>
+            <w:proofErr w:type="spellEnd"/>
+            <w:r>
+              <w:rPr>
+                <w:rFonts w:ascii="Times New Roman" w:hAnsi="Times New Roman" w:cs="Times New Roman"/>
+                <w:b/>
+                <w:bCs/>
+              </w:rPr>
+              <w:t xml:space="preserve">(), </w:t>
+            </w:r>
+            <w:proofErr w:type="spellStart"/>
+            <w:r>
+              <w:rPr>
+                <w:rFonts w:ascii="Times New Roman" w:hAnsi="Times New Roman" w:cs="Times New Roman"/>
+                <w:b/>
+                <w:bCs/>
+              </w:rPr>
+              <w:t>ejectCard</w:t>
+            </w:r>
+            <w:proofErr w:type="spellEnd"/>
+            <w:r>
+              <w:rPr>
+                <w:rFonts w:ascii="Times New Roman" w:hAnsi="Times New Roman" w:cs="Times New Roman"/>
+                <w:b/>
+                <w:bCs/>
+              </w:rPr>
+              <w:t>()</w:t>
+            </w:r>
+          </w:p>
+        </w:tc>
+      </w:tr>
+      <w:tr>
+        <w:trPr>
+          <w:tblCellSpacing w:w="15" w:type="dxa"/>
+        </w:trPr>
+        <w:tc>
+          <w:tcPr>
+            <w:tcW w:w="0" w:type="auto"/>
+            <w:tcBorders>
+              <w:top w:val="single" w:sz="6" w:space="0" w:color="auto"/>
+              <w:left w:val="single" w:sz="2" w:space="0" w:color="auto"/>
+              <w:bottom w:val="single" w:sz="2" w:space="0" w:color="auto"/>
+              <w:right w:val="nil"/>
+            </w:tcBorders>
+            <w:vAlign w:val="center"/>
+            <w:hideMark/>
+          </w:tcPr>
+          <w:p>
+            <w:pPr>
+              <w:spacing w:line="480" w:lineRule="auto"/>
+              <w:rPr>
+                <w:rFonts w:ascii="Times New Roman" w:hAnsi="Times New Roman" w:cs="Times New Roman"/>
+                <w:b/>
+                <w:bCs/>
+              </w:rPr>
+            </w:pPr>
+            <w:proofErr w:type="spellStart"/>
+            <w:r>
+              <w:rPr>
+                <w:rFonts w:ascii="Times New Roman" w:hAnsi="Times New Roman" w:cs="Times New Roman"/>
+                <w:b/>
+                <w:bCs/>
+              </w:rPr>
+              <w:lastRenderedPageBreak/>
+              <w:t>PINValidator</w:t>
+            </w:r>
+            <w:proofErr w:type="spellEnd"/>
+          </w:p>
+        </w:tc>
+        <w:tc>
+          <w:tcPr>
+            <w:tcW w:w="0" w:type="auto"/>
+            <w:tcBorders>
+              <w:top w:val="single" w:sz="6" w:space="0" w:color="auto"/>
+              <w:left w:val="single" w:sz="2" w:space="0" w:color="auto"/>
+              <w:bottom w:val="single" w:sz="2" w:space="0" w:color="auto"/>
+              <w:right w:val="nil"/>
+            </w:tcBorders>
+            <w:vAlign w:val="center"/>
+            <w:hideMark/>
+          </w:tcPr>
+          <w:p>
+            <w:pPr>
+              <w:spacing w:line="480" w:lineRule="auto"/>
+              <w:rPr>
+                <w:rFonts w:ascii="Times New Roman" w:hAnsi="Times New Roman" w:cs="Times New Roman"/>
+                <w:b/>
+                <w:bCs/>
+              </w:rPr>
+            </w:pPr>
+            <w:r>
+              <w:rPr>
+                <w:rFonts w:ascii="Times New Roman" w:hAnsi="Times New Roman" w:cs="Times New Roman"/>
+                <w:b/>
+                <w:bCs/>
+              </w:rPr>
+              <w:t>Validates user PIN</w:t>
+            </w:r>
+          </w:p>
+        </w:tc>
+        <w:tc>
+          <w:tcPr>
+            <w:tcW w:w="0" w:type="auto"/>
+            <w:tcBorders>
+              <w:top w:val="single" w:sz="6" w:space="0" w:color="auto"/>
+              <w:left w:val="single" w:sz="2" w:space="0" w:color="auto"/>
+              <w:bottom w:val="single" w:sz="2" w:space="0" w:color="auto"/>
+              <w:right w:val="nil"/>
+            </w:tcBorders>
+            <w:vAlign w:val="center"/>
+            <w:hideMark/>
+          </w:tcPr>
+          <w:p>
+            <w:pPr>
+              <w:spacing w:line="480" w:lineRule="auto"/>
+              <w:rPr>
+                <w:rFonts w:ascii="Times New Roman" w:hAnsi="Times New Roman" w:cs="Times New Roman"/>
+                <w:b/>
+                <w:bCs/>
+              </w:rPr>
+            </w:pPr>
+            <w:proofErr w:type="spellStart"/>
+            <w:r>
+              <w:rPr>
+                <w:rFonts w:ascii="Times New Roman" w:hAnsi="Times New Roman" w:cs="Times New Roman"/>
+                <w:b/>
+                <w:bCs/>
+              </w:rPr>
+              <w:t>pinCode</w:t>
+            </w:r>
+            <w:proofErr w:type="spellEnd"/>
+          </w:p>
+        </w:tc>
+        <w:tc>
+          <w:tcPr>
+            <w:tcW w:w="0" w:type="auto"/>
+            <w:tcBorders>
+              <w:top w:val="single" w:sz="6" w:space="0" w:color="auto"/>
+              <w:left w:val="single" w:sz="2" w:space="0" w:color="auto"/>
+              <w:bottom w:val="single" w:sz="2" w:space="0" w:color="auto"/>
+              <w:right w:val="nil"/>
+            </w:tcBorders>
+            <w:vAlign w:val="center"/>
+            <w:hideMark/>
+          </w:tcPr>
+          <w:p>
+            <w:pPr>
+              <w:spacing w:line="480" w:lineRule="auto"/>
+              <w:rPr>
+                <w:rFonts w:ascii="Times New Roman" w:hAnsi="Times New Roman" w:cs="Times New Roman"/>
+                <w:b/>
+                <w:bCs/>
+              </w:rPr>
+            </w:pPr>
+            <w:proofErr w:type="spellStart"/>
+            <w:r>
+              <w:rPr>
+                <w:rFonts w:ascii="Times New Roman" w:hAnsi="Times New Roman" w:cs="Times New Roman"/>
+                <w:b/>
+                <w:bCs/>
+              </w:rPr>
+              <w:t>validatePin</w:t>
+            </w:r>
+            <w:proofErr w:type="spellEnd"/>
+            <w:r>
+              <w:rPr>
+                <w:rFonts w:ascii="Times New Roman" w:hAnsi="Times New Roman" w:cs="Times New Roman"/>
+                <w:b/>
+                <w:bCs/>
+              </w:rPr>
+              <w:t>(pin)</w:t>
+            </w:r>
+          </w:p>
+        </w:tc>
+      </w:tr>
+      <w:tr>
+        <w:trPr>
+          <w:tblCellSpacing w:w="15" w:type="dxa"/>
+        </w:trPr>
+        <w:tc>
+          <w:tcPr>
+            <w:tcW w:w="0" w:type="auto"/>
+            <w:tcBorders>
+              <w:top w:val="single" w:sz="6" w:space="0" w:color="auto"/>
+              <w:left w:val="single" w:sz="2" w:space="0" w:color="auto"/>
+              <w:bottom w:val="single" w:sz="2" w:space="0" w:color="auto"/>
+              <w:right w:val="nil"/>
+            </w:tcBorders>
+            <w:vAlign w:val="center"/>
+            <w:hideMark/>
+          </w:tcPr>
+          <w:p>
+            <w:pPr>
+              <w:spacing w:line="480" w:lineRule="auto"/>
+              <w:rPr>
+                <w:rFonts w:ascii="Times New Roman" w:hAnsi="Times New Roman" w:cs="Times New Roman"/>
+                <w:b/>
+                <w:bCs/>
+              </w:rPr>
+            </w:pPr>
+            <w:r>
+              <w:rPr>
+                <w:rFonts w:ascii="Times New Roman" w:hAnsi="Times New Roman" w:cs="Times New Roman"/>
+                <w:b/>
+                <w:bCs/>
+              </w:rPr>
+              <w:t>Transaction</w:t>
+            </w:r>
+          </w:p>
+        </w:tc>
+        <w:tc>
+          <w:tcPr>
+            <w:tcW w:w="0" w:type="auto"/>
+            <w:tcBorders>
+              <w:top w:val="single" w:sz="6" w:space="0" w:color="auto"/>
+              <w:left w:val="single" w:sz="2" w:space="0" w:color="auto"/>
+              <w:bottom w:val="single" w:sz="2" w:space="0" w:color="auto"/>
+              <w:right w:val="nil"/>
+            </w:tcBorders>
+            <w:vAlign w:val="center"/>
+            <w:hideMark/>
+          </w:tcPr>
+          <w:p>
+            <w:pPr>
+              <w:spacing w:line="480" w:lineRule="auto"/>
+              <w:rPr>
+                <w:rFonts w:ascii="Times New Roman" w:hAnsi="Times New Roman" w:cs="Times New Roman"/>
+                <w:b/>
+                <w:bCs/>
+              </w:rPr>
+            </w:pPr>
+            <w:r>
+              <w:rPr>
+                <w:rFonts w:ascii="Times New Roman" w:hAnsi="Times New Roman" w:cs="Times New Roman"/>
+                <w:b/>
+                <w:bCs/>
+              </w:rPr>
+              <w:t>Abstract base class for transactions</w:t>
+            </w:r>
+          </w:p>
+        </w:tc>
+        <w:tc>
+          <w:tcPr>
+            <w:tcW w:w="0" w:type="auto"/>
+            <w:tcBorders>
+              <w:top w:val="single" w:sz="6" w:space="0" w:color="auto"/>
+              <w:left w:val="single" w:sz="2" w:space="0" w:color="auto"/>
+              <w:bottom w:val="single" w:sz="2" w:space="0" w:color="auto"/>
+              <w:right w:val="nil"/>
+            </w:tcBorders>
+            <w:vAlign w:val="center"/>
+            <w:hideMark/>
+          </w:tcPr>
+          <w:p>
+            <w:pPr>
+              <w:spacing w:line="480" w:lineRule="auto"/>
+              <w:rPr>
+                <w:rFonts w:ascii="Times New Roman" w:hAnsi="Times New Roman" w:cs="Times New Roman"/>
+                <w:b/>
+                <w:bCs/>
+              </w:rPr>
+            </w:pPr>
+            <w:proofErr w:type="spellStart"/>
+            <w:r>
+              <w:rPr>
+                <w:rFonts w:ascii="Times New Roman" w:hAnsi="Times New Roman" w:cs="Times New Roman"/>
+                <w:b/>
+                <w:bCs/>
+              </w:rPr>
+              <w:t>transactionId</w:t>
+            </w:r>
+            <w:proofErr w:type="spellEnd"/>
+            <w:r>
+              <w:rPr>
+                <w:rFonts w:ascii="Times New Roman" w:hAnsi="Times New Roman" w:cs="Times New Roman"/>
+                <w:b/>
+                <w:bCs/>
+              </w:rPr>
+              <w:t>, amount, date</w:t>
+            </w:r>
+          </w:p>
+        </w:tc>
+        <w:tc>
+          <w:tcPr>
+            <w:tcW w:w="0" w:type="auto"/>
+            <w:tcBorders>
+              <w:top w:val="single" w:sz="6" w:space="0" w:color="auto"/>
+              <w:left w:val="single" w:sz="2" w:space="0" w:color="auto"/>
+              <w:bottom w:val="single" w:sz="2" w:space="0" w:color="auto"/>
+              <w:right w:val="nil"/>
+            </w:tcBorders>
+            <w:vAlign w:val="center"/>
+            <w:hideMark/>
+          </w:tcPr>
+          <w:p>
+            <w:pPr>
+              <w:spacing w:line="480" w:lineRule="auto"/>
+              <w:rPr>
+                <w:rFonts w:ascii="Times New Roman" w:hAnsi="Times New Roman" w:cs="Times New Roman"/>
+                <w:b/>
+                <w:bCs/>
+              </w:rPr>
+            </w:pPr>
+            <w:r>
+              <w:rPr>
+                <w:rFonts w:ascii="Times New Roman" w:hAnsi="Times New Roman" w:cs="Times New Roman"/>
+                <w:b/>
+                <w:bCs/>
+              </w:rPr>
+              <w:t>execute(), cancel()</w:t>
+            </w:r>
+          </w:p>
+        </w:tc>
+      </w:tr>
+      <w:tr>
+        <w:trPr>
+          <w:tblCellSpacing w:w="15" w:type="dxa"/>
+        </w:trPr>
+        <w:tc>
+          <w:tcPr>
+            <w:tcW w:w="0" w:type="auto"/>
+            <w:tcBorders>
+              <w:top w:val="single" w:sz="6" w:space="0" w:color="auto"/>
+              <w:left w:val="single" w:sz="2" w:space="0" w:color="auto"/>
+              <w:bottom w:val="single" w:sz="2" w:space="0" w:color="auto"/>
+              <w:right w:val="nil"/>
+            </w:tcBorders>
+            <w:vAlign w:val="center"/>
+            <w:hideMark/>
+          </w:tcPr>
+          <w:p>
+            <w:pPr>
+              <w:spacing w:line="480" w:lineRule="auto"/>
+              <w:rPr>
+                <w:rFonts w:ascii="Times New Roman" w:hAnsi="Times New Roman" w:cs="Times New Roman"/>
+                <w:b/>
+                <w:bCs/>
+              </w:rPr>
+            </w:pPr>
+            <w:proofErr w:type="spellStart"/>
+            <w:r>
+              <w:rPr>
+                <w:rFonts w:ascii="Times New Roman" w:hAnsi="Times New Roman" w:cs="Times New Roman"/>
+                <w:b/>
+                <w:bCs/>
+              </w:rPr>
+              <w:t>WithdrawalTransaction</w:t>
+            </w:r>
+            <w:proofErr w:type="spellEnd"/>
+          </w:p>
+        </w:tc>
+        <w:tc>
+          <w:tcPr>
+            <w:tcW w:w="0" w:type="auto"/>
+            <w:tcBorders>
+              <w:top w:val="single" w:sz="6" w:space="0" w:color="auto"/>
+              <w:left w:val="single" w:sz="2" w:space="0" w:color="auto"/>
+              <w:bottom w:val="single" w:sz="2" w:space="0" w:color="auto"/>
+              <w:right w:val="nil"/>
+            </w:tcBorders>
+            <w:vAlign w:val="center"/>
+            <w:hideMark/>
+          </w:tcPr>
+          <w:p>
+            <w:pPr>
+              <w:spacing w:line="480" w:lineRule="auto"/>
+              <w:rPr>
+                <w:rFonts w:ascii="Times New Roman" w:hAnsi="Times New Roman" w:cs="Times New Roman"/>
+                <w:b/>
+                <w:bCs/>
+              </w:rPr>
+            </w:pPr>
+            <w:r>
+              <w:rPr>
+                <w:rFonts w:ascii="Times New Roman" w:hAnsi="Times New Roman" w:cs="Times New Roman"/>
+                <w:b/>
+                <w:bCs/>
+              </w:rPr>
+              <w:t>Handles cash withdrawal</w:t>
+            </w:r>
+          </w:p>
+        </w:tc>
+        <w:tc>
+          <w:tcPr>
+            <w:tcW w:w="0" w:type="auto"/>
+            <w:tcBorders>
+              <w:top w:val="single" w:sz="6" w:space="0" w:color="auto"/>
+              <w:left w:val="single" w:sz="2" w:space="0" w:color="auto"/>
+              <w:bottom w:val="single" w:sz="2" w:space="0" w:color="auto"/>
+              <w:right w:val="nil"/>
+            </w:tcBorders>
+            <w:vAlign w:val="center"/>
+            <w:hideMark/>
+          </w:tcPr>
+          <w:p>
+            <w:pPr>
+              <w:spacing w:line="480" w:lineRule="auto"/>
+              <w:rPr>
+                <w:rFonts w:ascii="Times New Roman" w:hAnsi="Times New Roman" w:cs="Times New Roman"/>
+                <w:b/>
+                <w:bCs/>
+              </w:rPr>
+            </w:pPr>
+            <w:proofErr w:type="spellStart"/>
+            <w:r>
+              <w:rPr>
+                <w:rFonts w:ascii="Times New Roman" w:hAnsi="Times New Roman" w:cs="Times New Roman"/>
+                <w:b/>
+                <w:bCs/>
+              </w:rPr>
+              <w:t>cashDispensed</w:t>
+            </w:r>
+            <w:proofErr w:type="spellEnd"/>
+          </w:p>
+        </w:tc>
+        <w:tc>
+          <w:tcPr>
+            <w:tcW w:w="0" w:type="auto"/>
+            <w:tcBorders>
+              <w:top w:val="single" w:sz="6" w:space="0" w:color="auto"/>
+              <w:left w:val="single" w:sz="2" w:space="0" w:color="auto"/>
+              <w:bottom w:val="single" w:sz="2" w:space="0" w:color="auto"/>
+              <w:right w:val="nil"/>
+            </w:tcBorders>
+            <w:vAlign w:val="center"/>
+            <w:hideMark/>
+          </w:tcPr>
+          <w:p>
+            <w:pPr>
+              <w:spacing w:line="480" w:lineRule="auto"/>
+              <w:rPr>
+                <w:rFonts w:ascii="Times New Roman" w:hAnsi="Times New Roman" w:cs="Times New Roman"/>
+                <w:b/>
+                <w:bCs/>
+              </w:rPr>
+            </w:pPr>
+            <w:r>
+              <w:rPr>
+                <w:rFonts w:ascii="Times New Roman" w:hAnsi="Times New Roman" w:cs="Times New Roman"/>
+                <w:b/>
+                <w:bCs/>
+              </w:rPr>
+              <w:t>execute()</w:t>
+            </w:r>
+          </w:p>
+        </w:tc>
+      </w:tr>
+      <w:tr>
+        <w:trPr>
+          <w:tblCellSpacing w:w="15" w:type="dxa"/>
+        </w:trPr>
+        <w:tc>
+          <w:tcPr>
+            <w:tcW w:w="0" w:type="auto"/>
+            <w:tcBorders>
+              <w:top w:val="single" w:sz="6" w:space="0" w:color="auto"/>
+              <w:left w:val="single" w:sz="2" w:space="0" w:color="auto"/>
+              <w:bottom w:val="single" w:sz="2" w:space="0" w:color="auto"/>
+              <w:right w:val="nil"/>
+            </w:tcBorders>
+            <w:vAlign w:val="center"/>
+            <w:hideMark/>
+          </w:tcPr>
+          <w:p>
+            <w:pPr>
+              <w:spacing w:line="480" w:lineRule="auto"/>
+              <w:rPr>
+                <w:rFonts w:ascii="Times New Roman" w:hAnsi="Times New Roman" w:cs="Times New Roman"/>
+                <w:b/>
+                <w:bCs/>
+              </w:rPr>
+            </w:pPr>
+            <w:proofErr w:type="spellStart"/>
+            <w:r>
+              <w:rPr>
+                <w:rFonts w:ascii="Times New Roman" w:hAnsi="Times New Roman" w:cs="Times New Roman"/>
+                <w:b/>
+                <w:bCs/>
+              </w:rPr>
+              <w:t>DepositTransaction</w:t>
+            </w:r>
+            <w:proofErr w:type="spellEnd"/>
+          </w:p>
+        </w:tc>
+        <w:tc>
+          <w:tcPr>
+            <w:tcW w:w="0" w:type="auto"/>
+            <w:tcBorders>
+              <w:top w:val="single" w:sz="6" w:space="0" w:color="auto"/>
+              <w:left w:val="single" w:sz="2" w:space="0" w:color="auto"/>
+              <w:bottom w:val="single" w:sz="2" w:space="0" w:color="auto"/>
+              <w:right w:val="nil"/>
+            </w:tcBorders>
+            <w:vAlign w:val="center"/>
+            <w:hideMark/>
+          </w:tcPr>
+          <w:p>
+            <w:pPr>
+              <w:spacing w:line="480" w:lineRule="auto"/>
+              <w:rPr>
+                <w:rFonts w:ascii="Times New Roman" w:hAnsi="Times New Roman" w:cs="Times New Roman"/>
+                <w:b/>
+                <w:bCs/>
+              </w:rPr>
+            </w:pPr>
+            <w:r>
+              <w:rPr>
+                <w:rFonts w:ascii="Times New Roman" w:hAnsi="Times New Roman" w:cs="Times New Roman"/>
+                <w:b/>
+                <w:bCs/>
+              </w:rPr>
+              <w:t>Handles cash deposit</w:t>
+            </w:r>
+          </w:p>
+        </w:tc>
+        <w:tc>
+          <w:tcPr>
+            <w:tcW w:w="0" w:type="auto"/>
+            <w:tcBorders>
+              <w:top w:val="single" w:sz="6" w:space="0" w:color="auto"/>
+              <w:left w:val="single" w:sz="2" w:space="0" w:color="auto"/>
+              <w:bottom w:val="single" w:sz="2" w:space="0" w:color="auto"/>
+              <w:right w:val="nil"/>
+            </w:tcBorders>
+            <w:vAlign w:val="center"/>
+            <w:hideMark/>
+          </w:tcPr>
+          <w:p>
+            <w:pPr>
+              <w:spacing w:line="480" w:lineRule="auto"/>
+              <w:rPr>
+                <w:rFonts w:ascii="Times New Roman" w:hAnsi="Times New Roman" w:cs="Times New Roman"/>
+                <w:b/>
+                <w:bCs/>
+              </w:rPr>
+            </w:pPr>
+            <w:proofErr w:type="spellStart"/>
+            <w:r>
+              <w:rPr>
+                <w:rFonts w:ascii="Times New Roman" w:hAnsi="Times New Roman" w:cs="Times New Roman"/>
+                <w:b/>
+                <w:bCs/>
+              </w:rPr>
+              <w:t>cashReceived</w:t>
+            </w:r>
+            <w:proofErr w:type="spellEnd"/>
+          </w:p>
+        </w:tc>
+        <w:tc>
+          <w:tcPr>
+            <w:tcW w:w="0" w:type="auto"/>
+            <w:tcBorders>
+              <w:top w:val="single" w:sz="6" w:space="0" w:color="auto"/>
+              <w:left w:val="single" w:sz="2" w:space="0" w:color="auto"/>
+              <w:bottom w:val="single" w:sz="2" w:space="0" w:color="auto"/>
+              <w:right w:val="nil"/>
+            </w:tcBorders>
+            <w:vAlign w:val="center"/>
+            <w:hideMark/>
+          </w:tcPr>
+          <w:p>
+            <w:pPr>
+              <w:spacing w:line="480" w:lineRule="auto"/>
+              <w:rPr>
+                <w:rFonts w:ascii="Times New Roman" w:hAnsi="Times New Roman" w:cs="Times New Roman"/>
+                <w:b/>
+                <w:bCs/>
+              </w:rPr>
+            </w:pPr>
+            <w:r>
+              <w:rPr>
+                <w:rFonts w:ascii="Times New Roman" w:hAnsi="Times New Roman" w:cs="Times New Roman"/>
+                <w:b/>
+                <w:bCs/>
+              </w:rPr>
+              <w:t>execute()</w:t>
+            </w:r>
+          </w:p>
+        </w:tc>
+      </w:tr>
+      <w:tr>
+        <w:trPr>
+          <w:tblCellSpacing w:w="15" w:type="dxa"/>
+        </w:trPr>
+        <w:tc>
+          <w:tcPr>
+            <w:tcW w:w="0" w:type="auto"/>
+            <w:tcBorders>
+              <w:top w:val="single" w:sz="6" w:space="0" w:color="auto"/>
+              <w:left w:val="single" w:sz="2" w:space="0" w:color="auto"/>
+              <w:bottom w:val="single" w:sz="2" w:space="0" w:color="auto"/>
+              <w:right w:val="nil"/>
+            </w:tcBorders>
+            <w:vAlign w:val="center"/>
+            <w:hideMark/>
+          </w:tcPr>
+          <w:p>
+            <w:pPr>
+              <w:spacing w:line="480" w:lineRule="auto"/>
+              <w:rPr>
+                <w:rFonts w:ascii="Times New Roman" w:hAnsi="Times New Roman" w:cs="Times New Roman"/>
+                <w:b/>
+                <w:bCs/>
+              </w:rPr>
+            </w:pPr>
+            <w:proofErr w:type="spellStart"/>
+            <w:r>
+              <w:rPr>
+                <w:rFonts w:ascii="Times New Roman" w:hAnsi="Times New Roman" w:cs="Times New Roman"/>
+                <w:b/>
+                <w:bCs/>
+              </w:rPr>
+              <w:t>BalanceInquiry</w:t>
+            </w:r>
+            <w:proofErr w:type="spellEnd"/>
+          </w:p>
+        </w:tc>
+        <w:tc>
+          <w:tcPr>
+            <w:tcW w:w="0" w:type="auto"/>
+            <w:tcBorders>
+              <w:top w:val="single" w:sz="6" w:space="0" w:color="auto"/>
+              <w:left w:val="single" w:sz="2" w:space="0" w:color="auto"/>
+              <w:bottom w:val="single" w:sz="2" w:space="0" w:color="auto"/>
+              <w:right w:val="nil"/>
+            </w:tcBorders>
+            <w:vAlign w:val="center"/>
+            <w:hideMark/>
+          </w:tcPr>
+          <w:p>
+            <w:pPr>
+              <w:spacing w:line="480" w:lineRule="auto"/>
+              <w:rPr>
+                <w:rFonts w:ascii="Times New Roman" w:hAnsi="Times New Roman" w:cs="Times New Roman"/>
+                <w:b/>
+                <w:bCs/>
+              </w:rPr>
+            </w:pPr>
+            <w:r>
+              <w:rPr>
+                <w:rFonts w:ascii="Times New Roman" w:hAnsi="Times New Roman" w:cs="Times New Roman"/>
+                <w:b/>
+                <w:bCs/>
+              </w:rPr>
+              <w:t>Retrieves account balance</w:t>
+            </w:r>
+          </w:p>
+        </w:tc>
+        <w:tc>
+          <w:tcPr>
+            <w:tcW w:w="0" w:type="auto"/>
+            <w:tcBorders>
+              <w:top w:val="single" w:sz="6" w:space="0" w:color="auto"/>
+              <w:left w:val="single" w:sz="2" w:space="0" w:color="auto"/>
+              <w:bottom w:val="single" w:sz="2" w:space="0" w:color="auto"/>
+              <w:right w:val="nil"/>
+            </w:tcBorders>
+            <w:vAlign w:val="center"/>
+            <w:hideMark/>
+          </w:tcPr>
+          <w:p>
+            <w:pPr>
+              <w:spacing w:line="480" w:lineRule="auto"/>
+              <w:rPr>
+                <w:rFonts w:ascii="Times New Roman" w:hAnsi="Times New Roman" w:cs="Times New Roman"/>
+                <w:b/>
+                <w:bCs/>
+              </w:rPr>
+            </w:pPr>
+            <w:proofErr w:type="spellStart"/>
+            <w:r>
+              <w:rPr>
+                <w:rFonts w:ascii="Times New Roman" w:hAnsi="Times New Roman" w:cs="Times New Roman"/>
+                <w:b/>
+                <w:bCs/>
+              </w:rPr>
+              <w:t>accountNumber</w:t>
+            </w:r>
+            <w:proofErr w:type="spellEnd"/>
+          </w:p>
+        </w:tc>
+        <w:tc>
+          <w:tcPr>
+            <w:tcW w:w="0" w:type="auto"/>
+            <w:tcBorders>
+              <w:top w:val="single" w:sz="6" w:space="0" w:color="auto"/>
+              <w:left w:val="single" w:sz="2" w:space="0" w:color="auto"/>
+              <w:bottom w:val="single" w:sz="2" w:space="0" w:color="auto"/>
+              <w:right w:val="nil"/>
+            </w:tcBorders>
+            <w:vAlign w:val="center"/>
+            <w:hideMark/>
+          </w:tcPr>
+          <w:p>
+            <w:pPr>
+              <w:spacing w:line="480" w:lineRule="auto"/>
+              <w:rPr>
+                <w:rFonts w:ascii="Times New Roman" w:hAnsi="Times New Roman" w:cs="Times New Roman"/>
+                <w:b/>
+                <w:bCs/>
+              </w:rPr>
+            </w:pPr>
+            <w:r>
+              <w:rPr>
+                <w:rFonts w:ascii="Times New Roman" w:hAnsi="Times New Roman" w:cs="Times New Roman"/>
+                <w:b/>
+                <w:bCs/>
+              </w:rPr>
+              <w:t>execute()</w:t>
+            </w:r>
+          </w:p>
+        </w:tc>
+      </w:tr>
+      <w:tr>
+        <w:trPr>
+          <w:tblCellSpacing w:w="15" w:type="dxa"/>
+        </w:trPr>
+        <w:tc>
+          <w:tcPr>
+            <w:tcW w:w="0" w:type="auto"/>
+            <w:tcBorders>
+              <w:top w:val="single" w:sz="6" w:space="0" w:color="auto"/>
+              <w:left w:val="single" w:sz="2" w:space="0" w:color="auto"/>
+              <w:bottom w:val="single" w:sz="2" w:space="0" w:color="auto"/>
+              <w:right w:val="nil"/>
+            </w:tcBorders>
+            <w:vAlign w:val="center"/>
+            <w:hideMark/>
+          </w:tcPr>
+          <w:p>
+            <w:pPr>
+              <w:spacing w:line="480" w:lineRule="auto"/>
+              <w:rPr>
+                <w:rFonts w:ascii="Times New Roman" w:hAnsi="Times New Roman" w:cs="Times New Roman"/>
+                <w:b/>
+                <w:bCs/>
+              </w:rPr>
+            </w:pPr>
+            <w:proofErr w:type="spellStart"/>
+            <w:r>
+              <w:rPr>
+                <w:rFonts w:ascii="Times New Roman" w:hAnsi="Times New Roman" w:cs="Times New Roman"/>
+                <w:b/>
+                <w:bCs/>
+              </w:rPr>
+              <w:t>BankServerConnection</w:t>
+            </w:r>
+            <w:proofErr w:type="spellEnd"/>
+          </w:p>
+        </w:tc>
+        <w:tc>
+          <w:tcPr>
+            <w:tcW w:w="0" w:type="auto"/>
+            <w:tcBorders>
+              <w:top w:val="single" w:sz="6" w:space="0" w:color="auto"/>
+              <w:left w:val="single" w:sz="2" w:space="0" w:color="auto"/>
+              <w:bottom w:val="single" w:sz="2" w:space="0" w:color="auto"/>
+              <w:right w:val="nil"/>
+            </w:tcBorders>
+            <w:vAlign w:val="center"/>
+            <w:hideMark/>
+          </w:tcPr>
+          <w:p>
+            <w:pPr>
+              <w:spacing w:line="480" w:lineRule="auto"/>
+              <w:rPr>
+                <w:rFonts w:ascii="Times New Roman" w:hAnsi="Times New Roman" w:cs="Times New Roman"/>
+                <w:b/>
+                <w:bCs/>
+              </w:rPr>
+            </w:pPr>
+            <w:r>
+              <w:rPr>
+                <w:rFonts w:ascii="Times New Roman" w:hAnsi="Times New Roman" w:cs="Times New Roman"/>
+                <w:b/>
+                <w:bCs/>
+              </w:rPr>
+              <w:t>Manages communication with bank backend</w:t>
+            </w:r>
+          </w:p>
+        </w:tc>
+        <w:tc>
+          <w:tcPr>
+            <w:tcW w:w="0" w:type="auto"/>
+            <w:tcBorders>
+              <w:top w:val="single" w:sz="6" w:space="0" w:color="auto"/>
+              <w:left w:val="single" w:sz="2" w:space="0" w:color="auto"/>
+              <w:bottom w:val="single" w:sz="2" w:space="0" w:color="auto"/>
+              <w:right w:val="nil"/>
+            </w:tcBorders>
+            <w:vAlign w:val="center"/>
+            <w:hideMark/>
+          </w:tcPr>
+          <w:p>
+            <w:pPr>
+              <w:spacing w:line="480" w:lineRule="auto"/>
+              <w:rPr>
+                <w:rFonts w:ascii="Times New Roman" w:hAnsi="Times New Roman" w:cs="Times New Roman"/>
+                <w:b/>
+                <w:bCs/>
+              </w:rPr>
+            </w:pPr>
+            <w:proofErr w:type="spellStart"/>
+            <w:r>
+              <w:rPr>
+                <w:rFonts w:ascii="Times New Roman" w:hAnsi="Times New Roman" w:cs="Times New Roman"/>
+                <w:b/>
+                <w:bCs/>
+              </w:rPr>
+              <w:t>serverAddress</w:t>
+            </w:r>
+            <w:proofErr w:type="spellEnd"/>
+            <w:r>
+              <w:rPr>
+                <w:rFonts w:ascii="Times New Roman" w:hAnsi="Times New Roman" w:cs="Times New Roman"/>
+                <w:b/>
+                <w:bCs/>
+              </w:rPr>
+              <w:t xml:space="preserve">, </w:t>
+            </w:r>
+            <w:proofErr w:type="spellStart"/>
+            <w:r>
+              <w:rPr>
+                <w:rFonts w:ascii="Times New Roman" w:hAnsi="Times New Roman" w:cs="Times New Roman"/>
+                <w:b/>
+                <w:bCs/>
+              </w:rPr>
+              <w:t>connectionStatus</w:t>
+            </w:r>
+            <w:proofErr w:type="spellEnd"/>
+          </w:p>
+        </w:tc>
+        <w:tc>
+          <w:tcPr>
+            <w:tcW w:w="0" w:type="auto"/>
+            <w:tcBorders>
+              <w:top w:val="single" w:sz="6" w:space="0" w:color="auto"/>
+              <w:left w:val="single" w:sz="2" w:space="0" w:color="auto"/>
+              <w:bottom w:val="single" w:sz="2" w:space="0" w:color="auto"/>
+              <w:right w:val="nil"/>
+            </w:tcBorders>
+            <w:vAlign w:val="center"/>
+            <w:hideMark/>
+          </w:tcPr>
+          <w:p>
+            <w:pPr>
+              <w:spacing w:line="480" w:lineRule="auto"/>
+              <w:rPr>
+                <w:rFonts w:ascii="Times New Roman" w:hAnsi="Times New Roman" w:cs="Times New Roman"/>
+                <w:b/>
+                <w:bCs/>
+              </w:rPr>
+            </w:pPr>
+            <w:proofErr w:type="spellStart"/>
+            <w:r>
+              <w:rPr>
+                <w:rFonts w:ascii="Times New Roman" w:hAnsi="Times New Roman" w:cs="Times New Roman"/>
+                <w:b/>
+                <w:bCs/>
+              </w:rPr>
+              <w:t>sendRequest</w:t>
+            </w:r>
+            <w:proofErr w:type="spellEnd"/>
+            <w:r>
+              <w:rPr>
+                <w:rFonts w:ascii="Times New Roman" w:hAnsi="Times New Roman" w:cs="Times New Roman"/>
+                <w:b/>
+                <w:bCs/>
+              </w:rPr>
+              <w:t xml:space="preserve">(), </w:t>
+            </w:r>
+            <w:proofErr w:type="spellStart"/>
+            <w:r>
+              <w:rPr>
+                <w:rFonts w:ascii="Times New Roman" w:hAnsi="Times New Roman" w:cs="Times New Roman"/>
+                <w:b/>
+                <w:bCs/>
+              </w:rPr>
+              <w:t>receiveResponse</w:t>
+            </w:r>
+            <w:proofErr w:type="spellEnd"/>
+            <w:r>
+              <w:rPr>
+                <w:rFonts w:ascii="Times New Roman" w:hAnsi="Times New Roman" w:cs="Times New Roman"/>
+                <w:b/>
+                <w:bCs/>
+              </w:rPr>
+              <w:t>()</w:t>
+            </w:r>
+          </w:p>
+        </w:tc>
+      </w:tr>
+    </w:tbl>
+    <w:p>
+      <w:pPr>
+        <w:spacing w:line="480" w:lineRule="auto"/>
+        <w:rPr>
+          <w:rFonts w:ascii="Times New Roman" w:hAnsi="Times New Roman" w:cs="Times New Roman"/>
+          <w:b/>
+          <w:bCs/>
+        </w:rPr>
+      </w:pPr>
+      <w:r>
+        <w:rPr>
+          <w:rFonts w:ascii="Times New Roman" w:hAnsi="Times New Roman" w:cs="Times New Roman"/>
+          <w:b/>
+          <w:bCs/>
+        </w:rPr>
+        <w:t>Package Diagram</w:t>
+      </w:r>
+    </w:p>
+    <w:p>
+      <w:pPr>
+        <w:spacing w:line="480" w:lineRule="auto"/>
+        <w:ind w:left="360"/>
+        <w:rPr>
+          <w:rFonts w:ascii="Times New Roman" w:hAnsi="Times New Roman" w:cs="Times New Roman"/>
+        </w:rPr>
+      </w:pPr>
+      <w:r>
+        <w:rPr>
+          <w:rFonts w:ascii="Times New Roman" w:hAnsi="Times New Roman" w:cs="Times New Roman"/>
+        </w:rPr>
+        <w:t>UI Package: User interface components</w:t>
+      </w:r>
+    </w:p>
+    <w:p>
+      <w:pPr>
+        <w:spacing w:line="480" w:lineRule="auto"/>
+        <w:ind w:left="360"/>
+        <w:rPr>
+          <w:rFonts w:ascii="Times New Roman" w:hAnsi="Times New Roman" w:cs="Times New Roman"/>
+        </w:rPr>
+      </w:pPr>
+      <w:r>
+        <w:rPr>
+          <w:rFonts w:ascii="Times New Roman" w:hAnsi="Times New Roman" w:cs="Times New Roman"/>
+        </w:rPr>
+        <w:t xml:space="preserve">Authentication Package: </w:t>
+      </w:r>
+      <w:proofErr w:type="spellStart"/>
+      <w:r>
+        <w:rPr>
+          <w:rFonts w:ascii="Times New Roman" w:hAnsi="Times New Roman" w:cs="Times New Roman"/>
+        </w:rPr>
+        <w:t>CardReader</w:t>
+      </w:r>
+      <w:proofErr w:type="spellEnd"/>
+      <w:r>
+        <w:rPr>
+          <w:rFonts w:ascii="Times New Roman" w:hAnsi="Times New Roman" w:cs="Times New Roman"/>
+        </w:rPr>
+        <w:t xml:space="preserve">, </w:t>
+      </w:r>
+      <w:proofErr w:type="spellStart"/>
+      <w:r>
+        <w:rPr>
+          <w:rFonts w:ascii="Times New Roman" w:hAnsi="Times New Roman" w:cs="Times New Roman"/>
+        </w:rPr>
+        <w:t>PINValidator</w:t>
+      </w:r>
+      <w:proofErr w:type="spellEnd"/>
+    </w:p>
+    <w:p>
+      <w:pPr>
+        <w:spacing w:line="480" w:lineRule="auto"/>
+        <w:ind w:left="360"/>
+        <w:rPr>
+          <w:rFonts w:ascii="Times New Roman" w:hAnsi="Times New Roman" w:cs="Times New Roman"/>
+        </w:rPr>
+      </w:pPr>
+      <w:r>
+        <w:rPr>
+          <w:rFonts w:ascii="Times New Roman" w:hAnsi="Times New Roman" w:cs="Times New Roman"/>
+        </w:rPr>
+        <w:t xml:space="preserve">Transaction Package: Withdrawal, Deposit, </w:t>
+      </w:r>
+      <w:proofErr w:type="spellStart"/>
+      <w:r>
+        <w:rPr>
+          <w:rFonts w:ascii="Times New Roman" w:hAnsi="Times New Roman" w:cs="Times New Roman"/>
+        </w:rPr>
+        <w:t>BalanceInquiry</w:t>
+      </w:r>
+      <w:proofErr w:type="spellEnd"/>
+    </w:p>
+    <w:p>
+      <w:pPr>
+        <w:spacing w:line="480" w:lineRule="auto"/>
+        <w:ind w:left="360"/>
+        <w:rPr>
+          <w:rFonts w:ascii="Times New Roman" w:hAnsi="Times New Roman" w:cs="Times New Roman"/>
+        </w:rPr>
+      </w:pPr>
+      <w:r>
+        <w:rPr>
+          <w:rFonts w:ascii="Times New Roman" w:hAnsi="Times New Roman" w:cs="Times New Roman"/>
+        </w:rPr>
+        <w:t xml:space="preserve">Network Package: </w:t>
+      </w:r>
+      <w:proofErr w:type="spellStart"/>
+      <w:r>
+        <w:rPr>
+          <w:rFonts w:ascii="Times New Roman" w:hAnsi="Times New Roman" w:cs="Times New Roman"/>
+        </w:rPr>
+        <w:t>BankServerConnection</w:t>
+      </w:r>
+      <w:proofErr w:type="spellEnd"/>
+    </w:p>
+    <w:p>
+      <w:pPr>
+        <w:spacing w:line="480" w:lineRule="auto"/>
+        <w:ind w:left="360"/>
+        <w:rPr>
+          <w:rFonts w:ascii="Times New Roman" w:hAnsi="Times New Roman" w:cs="Times New Roman"/>
+        </w:rPr>
+      </w:pPr>
+      <w:r>
+        <w:rPr>
+          <w:rFonts w:ascii="Times New Roman" w:hAnsi="Times New Roman" w:cs="Times New Roman"/>
+        </w:rPr>
+        <w:t xml:space="preserve">Hardware Interface Package: </w:t>
+      </w:r>
+      <w:proofErr w:type="spellStart"/>
+      <w:r>
+        <w:rPr>
+          <w:rFonts w:ascii="Times New Roman" w:hAnsi="Times New Roman" w:cs="Times New Roman"/>
+        </w:rPr>
+        <w:t>CashDispenser</w:t>
+      </w:r>
+      <w:proofErr w:type="spellEnd"/>
+      <w:r>
+        <w:rPr>
+          <w:rFonts w:ascii="Times New Roman" w:hAnsi="Times New Roman" w:cs="Times New Roman"/>
+        </w:rPr>
+        <w:t xml:space="preserve">, </w:t>
+      </w:r>
+      <w:proofErr w:type="spellStart"/>
+      <w:r>
+        <w:rPr>
+          <w:rFonts w:ascii="Times New Roman" w:hAnsi="Times New Roman" w:cs="Times New Roman"/>
+        </w:rPr>
+        <w:t>CashAcceptor</w:t>
+      </w:r>
+      <w:proofErr w:type="spellEnd"/>
+      <w:r>
+        <w:rPr>
+          <w:rFonts w:ascii="Times New Roman" w:hAnsi="Times New Roman" w:cs="Times New Roman"/>
+        </w:rPr>
+        <w:t xml:space="preserve">, </w:t>
+      </w:r>
+      <w:proofErr w:type="spellStart"/>
+      <w:r>
+        <w:rPr>
+          <w:rFonts w:ascii="Times New Roman" w:hAnsi="Times New Roman" w:cs="Times New Roman"/>
+        </w:rPr>
+        <w:t>ReceiptPrinter</w:t>
+      </w:r>
+      <w:proofErr w:type="spellEnd"/>
+    </w:p>
+    <w:p>
+      <w:pPr>
+        <w:spacing w:line="480" w:lineRule="auto"/>
+        <w:ind w:left="360"/>
+        <w:rPr>
+          <w:rFonts w:ascii="Times New Roman" w:hAnsi="Times New Roman" w:cs="Times New Roman"/>
+        </w:rPr>
+      </w:pPr>
+      <w:r>
+        <w:rPr>
+          <w:rFonts w:ascii="Times New Roman" w:hAnsi="Times New Roman" w:cs="Times New Roman"/>
+        </w:rPr>
+        <w:t xml:space="preserve">Security Package: Encryption, </w:t>
+      </w:r>
+      <w:proofErr w:type="spellStart"/>
+      <w:r>
+        <w:rPr>
+          <w:rFonts w:ascii="Times New Roman" w:hAnsi="Times New Roman" w:cs="Times New Roman"/>
+        </w:rPr>
+        <w:t>FraudDetection</w:t>
+      </w:r>
+      <w:proofErr w:type="spellEnd"/>
+    </w:p>
+    <w:p>
+      <w:pPr>
+        <w:spacing w:line="480" w:lineRule="auto"/>
+        <w:ind w:left="360"/>
+        <w:rPr>
+          <w:rFonts w:ascii="Times New Roman" w:hAnsi="Times New Roman" w:cs="Times New Roman"/>
+        </w:rPr>
+      </w:pPr>
+      <w:r>
+        <w:rPr>
+          <w:rFonts w:ascii="Times New Roman" w:hAnsi="Times New Roman" w:cs="Times New Roman"/>
+        </w:rPr>
+        <w:t xml:space="preserve">Logging Package: </w:t>
+      </w:r>
+      <w:proofErr w:type="spellStart"/>
+      <w:r>
+        <w:rPr>
+          <w:rFonts w:ascii="Times New Roman" w:hAnsi="Times New Roman" w:cs="Times New Roman"/>
+        </w:rPr>
+        <w:t>AuditLogger</w:t>
+      </w:r>
+      <w:proofErr w:type="spellEnd"/>
+      <w:r>
+        <w:rPr>
+          <w:rFonts w:ascii="Times New Roman" w:hAnsi="Times New Roman" w:cs="Times New Roman"/>
+        </w:rPr>
+        <w:t xml:space="preserve">, </w:t>
+      </w:r>
+      <w:proofErr w:type="spellStart"/>
+      <w:r>
+        <w:rPr>
+          <w:rFonts w:ascii="Times New Roman" w:hAnsi="Times New Roman" w:cs="Times New Roman"/>
+        </w:rPr>
+        <w:t>ErrorLogger</w:t>
+      </w:r>
+      <w:proofErr w:type="spellEnd"/>
+    </w:p>
+    <w:p>
+      <w:pPr>
+        <w:spacing w:line="480" w:lineRule="auto"/>
+        <w:rPr>
+          <w:rFonts w:ascii="Times New Roman" w:hAnsi="Times New Roman" w:cs="Times New Roman"/>
+          <w:b/>
+          <w:bCs/>
+        </w:rPr>
+      </w:pPr>
+      <w:r>
+        <w:rPr>
+          <w:rFonts w:ascii="Times New Roman" w:hAnsi="Times New Roman" w:cs="Times New Roman"/>
+          <w:b/>
+          <w:bCs/>
+        </w:rPr>
+        <w:t>Dynamic Views</w:t>
+      </w:r>
+    </w:p>
+    <w:p>
+      <w:pPr>
+        <w:spacing w:line="480" w:lineRule="auto"/>
+        <w:rPr>
+          <w:rFonts w:ascii="Times New Roman" w:hAnsi="Times New Roman" w:cs="Times New Roman"/>
+          <w:b/>
+          <w:bCs/>
+        </w:rPr>
+      </w:pPr>
+      <w:r>
+        <w:rPr>
+          <w:rFonts w:ascii="Times New Roman" w:hAnsi="Times New Roman" w:cs="Times New Roman"/>
+          <w:b/>
+          <w:bCs/>
+        </w:rPr>
+        <w:lastRenderedPageBreak/>
+        <w:t>Sequence Diagram: Cash Withdrawal Transaction</w:t>
+      </w:r>
+    </w:p>
+    <w:p>
+      <w:pPr>
+        <w:spacing w:line="480" w:lineRule="auto"/>
+        <w:rPr>
+          <w:rFonts w:ascii="Times New Roman" w:hAnsi="Times New Roman" w:cs="Times New Roman"/>
+        </w:rPr>
+      </w:pPr>
+      <w:r>
+        <w:rPr>
+          <w:rFonts w:ascii="Times New Roman" w:hAnsi="Times New Roman" w:cs="Times New Roman"/>
+        </w:rPr>
+        <w:t>Actors: User, ATM, Bank Server</w:t>
+      </w:r>
+    </w:p>
+    <w:p>
+      <w:pPr>
+        <w:numPr>
+          <w:ilvl w:val="0"/>
+          <w:numId w:val="4"/>
+        </w:numPr>
+        <w:spacing w:line="480" w:lineRule="auto"/>
+        <w:rPr>
+          <w:rFonts w:ascii="Times New Roman" w:hAnsi="Times New Roman" w:cs="Times New Roman"/>
+        </w:rPr>
+      </w:pPr>
+      <w:r>
+        <w:rPr>
+          <w:rFonts w:ascii="Times New Roman" w:hAnsi="Times New Roman" w:cs="Times New Roman"/>
+        </w:rPr>
+        <w:t>User inserts card → ATM reads card data</w:t>
+      </w:r>
+    </w:p>
+    <w:p>
+      <w:pPr>
+        <w:numPr>
+          <w:ilvl w:val="0"/>
+          <w:numId w:val="4"/>
+        </w:numPr>
+        <w:spacing w:line="480" w:lineRule="auto"/>
+        <w:rPr>
+          <w:rFonts w:ascii="Times New Roman" w:hAnsi="Times New Roman" w:cs="Times New Roman"/>
+        </w:rPr>
+      </w:pPr>
+      <w:r>
+        <w:rPr>
+          <w:rFonts w:ascii="Times New Roman" w:hAnsi="Times New Roman" w:cs="Times New Roman"/>
+        </w:rPr>
+        <w:t>ATM prompts for PIN → User enters PIN</w:t>
+      </w:r>
+    </w:p>
+    <w:p>
+      <w:pPr>
+        <w:numPr>
+          <w:ilvl w:val="0"/>
+          <w:numId w:val="4"/>
+        </w:numPr>
+        <w:spacing w:line="480" w:lineRule="auto"/>
+        <w:rPr>
+          <w:rFonts w:ascii="Times New Roman" w:hAnsi="Times New Roman" w:cs="Times New Roman"/>
+        </w:rPr>
+      </w:pPr>
+      <w:r>
+        <w:rPr>
+          <w:rFonts w:ascii="Times New Roman" w:hAnsi="Times New Roman" w:cs="Times New Roman"/>
+        </w:rPr>
+        <w:t>ATM validates PIN → Bank Server confirms authentication</w:t>
+      </w:r>
+    </w:p>
+    <w:p>
+      <w:pPr>
+        <w:numPr>
+          <w:ilvl w:val="0"/>
+          <w:numId w:val="4"/>
+        </w:numPr>
+        <w:spacing w:line="480" w:lineRule="auto"/>
+        <w:rPr>
+          <w:rFonts w:ascii="Times New Roman" w:hAnsi="Times New Roman" w:cs="Times New Roman"/>
+        </w:rPr>
+      </w:pPr>
+      <w:r>
+        <w:rPr>
+          <w:rFonts w:ascii="Times New Roman" w:hAnsi="Times New Roman" w:cs="Times New Roman"/>
+        </w:rPr>
+        <w:t>User selects withdrawal → ATM requests amount</w:t>
+      </w:r>
+    </w:p>
+    <w:p>
+      <w:pPr>
+        <w:numPr>
+          <w:ilvl w:val="0"/>
+          <w:numId w:val="4"/>
+        </w:numPr>
+        <w:spacing w:line="480" w:lineRule="auto"/>
+        <w:rPr>
+          <w:rFonts w:ascii="Times New Roman" w:hAnsi="Times New Roman" w:cs="Times New Roman"/>
+        </w:rPr>
+      </w:pPr>
+      <w:r>
+        <w:rPr>
+          <w:rFonts w:ascii="Times New Roman" w:hAnsi="Times New Roman" w:cs="Times New Roman"/>
+        </w:rPr>
+        <w:t>ATM sends withdrawal request to Bank Server</w:t>
+      </w:r>
+    </w:p>
+    <w:p>
+      <w:pPr>
+        <w:numPr>
+          <w:ilvl w:val="0"/>
+          <w:numId w:val="4"/>
+        </w:numPr>
+        <w:spacing w:line="480" w:lineRule="auto"/>
+        <w:rPr>
+          <w:rFonts w:ascii="Times New Roman" w:hAnsi="Times New Roman" w:cs="Times New Roman"/>
+        </w:rPr>
+      </w:pPr>
+      <w:r>
+        <w:rPr>
+          <w:rFonts w:ascii="Times New Roman" w:hAnsi="Times New Roman" w:cs="Times New Roman"/>
+        </w:rPr>
+        <w:t xml:space="preserve">Bank Server verifies account balance and </w:t>
+      </w:r>
+      <w:proofErr w:type="gramStart"/>
+      <w:r>
+        <w:rPr>
+          <w:rFonts w:ascii="Times New Roman" w:hAnsi="Times New Roman" w:cs="Times New Roman"/>
+        </w:rPr>
+        <w:t>approves</w:t>
+      </w:r>
+      <w:proofErr w:type="gramEnd"/>
+    </w:p>
+    <w:p>
+      <w:pPr>
+        <w:numPr>
+          <w:ilvl w:val="0"/>
+          <w:numId w:val="4"/>
+        </w:numPr>
+        <w:spacing w:line="480" w:lineRule="auto"/>
+        <w:rPr>
+          <w:rFonts w:ascii="Times New Roman" w:hAnsi="Times New Roman" w:cs="Times New Roman"/>
+        </w:rPr>
+      </w:pPr>
+      <w:r>
+        <w:rPr>
+          <w:rFonts w:ascii="Times New Roman" w:hAnsi="Times New Roman" w:cs="Times New Roman"/>
+        </w:rPr>
+        <w:t>ATM dispenses cash</w:t>
+      </w:r>
+    </w:p>
+    <w:p>
+      <w:pPr>
+        <w:numPr>
+          <w:ilvl w:val="0"/>
+          <w:numId w:val="4"/>
+        </w:numPr>
+        <w:spacing w:line="480" w:lineRule="auto"/>
+        <w:rPr>
+          <w:rFonts w:ascii="Times New Roman" w:hAnsi="Times New Roman" w:cs="Times New Roman"/>
+        </w:rPr>
+      </w:pPr>
+      <w:r>
+        <w:rPr>
+          <w:rFonts w:ascii="Times New Roman" w:hAnsi="Times New Roman" w:cs="Times New Roman"/>
+        </w:rPr>
+        <w:t>ATM prints receipt</w:t>
+      </w:r>
+    </w:p>
+    <w:p>
+      <w:pPr>
+        <w:numPr>
+          <w:ilvl w:val="0"/>
+          <w:numId w:val="4"/>
+        </w:numPr>
+        <w:spacing w:line="480" w:lineRule="auto"/>
+        <w:rPr>
+          <w:rFonts w:ascii="Times New Roman" w:hAnsi="Times New Roman" w:cs="Times New Roman"/>
+        </w:rPr>
+      </w:pPr>
+      <w:r>
+        <w:rPr>
+          <w:rFonts w:ascii="Times New Roman" w:hAnsi="Times New Roman" w:cs="Times New Roman"/>
+        </w:rPr>
+        <w:t>ATM updates transaction log</w:t>
+      </w:r>
+    </w:p>
+    <w:p>
+      <w:pPr>
+        <w:numPr>
+          <w:ilvl w:val="0"/>
+          <w:numId w:val="4"/>
+        </w:numPr>
+        <w:spacing w:line="480" w:lineRule="auto"/>
+        <w:rPr>
+          <w:rFonts w:ascii="Times New Roman" w:hAnsi="Times New Roman" w:cs="Times New Roman"/>
+        </w:rPr>
+      </w:pPr>
+      <w:r>
+        <w:rPr>
+          <w:rFonts w:ascii="Times New Roman" w:hAnsi="Times New Roman" w:cs="Times New Roman"/>
+        </w:rPr>
+        <w:t>ATM ejects card → User takes card and cash</w:t>
+      </w:r>
+    </w:p>
+    <w:p>
+      <w:pPr>
+        <w:spacing w:line="480" w:lineRule="auto"/>
+        <w:rPr>
+          <w:rFonts w:ascii="Times New Roman" w:hAnsi="Times New Roman" w:cs="Times New Roman"/>
+          <w:b/>
+          <w:bCs/>
+        </w:rPr>
+      </w:pPr>
+      <w:r>
+        <w:rPr>
+          <w:rFonts w:ascii="Times New Roman" w:hAnsi="Times New Roman" w:cs="Times New Roman"/>
+          <w:b/>
+          <w:bCs/>
+        </w:rPr>
+        <w:t>State Diagram: User Session</w:t>
+      </w:r>
+    </w:p>
+    <w:p>
+      <w:pPr>
+        <w:spacing w:line="480" w:lineRule="auto"/>
+        <w:ind w:left="360"/>
+        <w:rPr>
+          <w:rFonts w:ascii="Times New Roman" w:hAnsi="Times New Roman" w:cs="Times New Roman"/>
+        </w:rPr>
+      </w:pPr>
+      <w:r>
+        <w:rPr>
+          <w:rFonts w:ascii="Times New Roman" w:hAnsi="Times New Roman" w:cs="Times New Roman"/>
+        </w:rPr>
+        <w:t>States: Idle → Card Inserted → PIN Entered → Authenticated → Transaction Selected → Transaction Processing → Transaction Complete → Card Ejected → Idle</w:t>
+      </w:r>
+    </w:p>
+    <w:p>
+      <w:pPr>
+        <w:spacing w:line="480" w:lineRule="auto"/>
+        <w:ind w:left="360"/>
+        <w:rPr>
+          <w:rFonts w:ascii="Times New Roman" w:hAnsi="Times New Roman" w:cs="Times New Roman"/>
+        </w:rPr>
+      </w:pPr>
+      <w:r>
+        <w:rPr>
+          <w:rFonts w:ascii="Times New Roman" w:hAnsi="Times New Roman" w:cs="Times New Roman"/>
+        </w:rPr>
+        <w:t>Transitions:</w:t>
+      </w:r>
+    </w:p>
+    <w:p>
+      <w:pPr>
+        <w:spacing w:line="480" w:lineRule="auto"/>
+        <w:ind w:left="1080"/>
+        <w:rPr>
+          <w:rFonts w:ascii="Times New Roman" w:hAnsi="Times New Roman" w:cs="Times New Roman"/>
+        </w:rPr>
+      </w:pPr>
+      <w:r>
+        <w:rPr>
+          <w:rFonts w:ascii="Times New Roman" w:hAnsi="Times New Roman" w:cs="Times New Roman"/>
+        </w:rPr>
+        <w:t>Idle → Card Inserted: Card inserted</w:t>
+      </w:r>
+    </w:p>
+    <w:p>
+      <w:pPr>
+        <w:spacing w:line="480" w:lineRule="auto"/>
+        <w:ind w:left="1080"/>
+        <w:rPr>
+          <w:rFonts w:ascii="Times New Roman" w:hAnsi="Times New Roman" w:cs="Times New Roman"/>
+        </w:rPr>
+      </w:pPr>
+      <w:r>
+        <w:rPr>
+          <w:rFonts w:ascii="Times New Roman" w:hAnsi="Times New Roman" w:cs="Times New Roman"/>
+        </w:rPr>
+        <w:t>Card Inserted → PIN Entered: Card read successfully</w:t>
+      </w:r>
+    </w:p>
+    <w:p>
+      <w:pPr>
+        <w:spacing w:line="480" w:lineRule="auto"/>
+        <w:ind w:left="1080"/>
+        <w:rPr>
+          <w:rFonts w:ascii="Times New Roman" w:hAnsi="Times New Roman" w:cs="Times New Roman"/>
+        </w:rPr>
+      </w:pPr>
+      <w:r>
+        <w:rPr>
+          <w:rFonts w:ascii="Times New Roman" w:hAnsi="Times New Roman" w:cs="Times New Roman"/>
+        </w:rPr>
+        <w:t>PIN Entered → Authenticated: PIN validated</w:t>
+      </w:r>
+    </w:p>
+    <w:p>
+      <w:pPr>
+        <w:spacing w:line="480" w:lineRule="auto"/>
+        <w:ind w:left="1080"/>
+        <w:rPr>
+          <w:rFonts w:ascii="Times New Roman" w:hAnsi="Times New Roman" w:cs="Times New Roman"/>
+        </w:rPr>
+      </w:pPr>
+      <w:r>
+        <w:rPr>
+          <w:rFonts w:ascii="Times New Roman" w:hAnsi="Times New Roman" w:cs="Times New Roman"/>
+        </w:rPr>
+        <w:lastRenderedPageBreak/>
+        <w:t>Authenticated → Transaction Selected: User selects transaction</w:t>
+      </w:r>
+    </w:p>
+    <w:p>
+      <w:pPr>
+        <w:spacing w:line="480" w:lineRule="auto"/>
+        <w:ind w:left="1080"/>
+        <w:rPr>
+          <w:rFonts w:ascii="Times New Roman" w:hAnsi="Times New Roman" w:cs="Times New Roman"/>
+        </w:rPr>
+      </w:pPr>
+      <w:r>
+        <w:rPr>
+          <w:rFonts w:ascii="Times New Roman" w:hAnsi="Times New Roman" w:cs="Times New Roman"/>
+        </w:rPr>
+        <w:t>Transaction Selected → Transaction Processing: Transaction initiated</w:t>
+      </w:r>
+    </w:p>
+    <w:p>
+      <w:pPr>
+        <w:spacing w:line="480" w:lineRule="auto"/>
+        <w:ind w:left="1080"/>
+        <w:rPr>
+          <w:rFonts w:ascii="Times New Roman" w:hAnsi="Times New Roman" w:cs="Times New Roman"/>
+        </w:rPr>
+      </w:pPr>
+      <w:r>
+        <w:rPr>
+          <w:rFonts w:ascii="Times New Roman" w:hAnsi="Times New Roman" w:cs="Times New Roman"/>
+        </w:rPr>
+        <w:t>Transaction Processing → Transaction Complete: Transaction success/failure</w:t>
+      </w:r>
+    </w:p>
+    <w:p>
+      <w:pPr>
+        <w:spacing w:line="480" w:lineRule="auto"/>
+        <w:ind w:left="1080"/>
+        <w:rPr>
+          <w:rFonts w:ascii="Times New Roman" w:hAnsi="Times New Roman" w:cs="Times New Roman"/>
+        </w:rPr>
+      </w:pPr>
+      <w:r>
+        <w:rPr>
+          <w:rFonts w:ascii="Times New Roman" w:hAnsi="Times New Roman" w:cs="Times New Roman"/>
+        </w:rPr>
+        <w:t>Transaction Complete → Card Ejected: Card ejected</w:t>
+      </w:r>
+    </w:p>
+    <w:p>
+      <w:pPr>
+        <w:spacing w:line="480" w:lineRule="auto"/>
+        <w:ind w:left="1080"/>
+        <w:rPr>
+          <w:rFonts w:ascii="Times New Roman" w:hAnsi="Times New Roman" w:cs="Times New Roman"/>
+        </w:rPr>
+      </w:pPr>
+      <w:r>
+        <w:rPr>
+          <w:rFonts w:ascii="Times New Roman" w:hAnsi="Times New Roman" w:cs="Times New Roman"/>
+        </w:rPr>
+        <w:t>Card Ejected → Idle: User takes card</w:t>
+      </w:r>
+    </w:p>
+    <w:p>
+      <w:pPr>
+        <w:spacing w:line="480" w:lineRule="auto"/>
+        <w:rPr>
+          <w:rFonts w:ascii="Times New Roman" w:hAnsi="Times New Roman" w:cs="Times New Roman"/>
+          <w:b/>
+          <w:bCs/>
+        </w:rPr>
+      </w:pPr>
+      <w:r>
+        <w:rPr>
+          <w:rFonts w:ascii="Times New Roman" w:hAnsi="Times New Roman" w:cs="Times New Roman"/>
+          <w:b/>
+          <w:bCs/>
+        </w:rPr>
+        <w:t>Activity Diagram: Deposit Cash</w:t>
+      </w:r>
+    </w:p>
+    <w:p>
+      <w:pPr>
+        <w:spacing w:line="480" w:lineRule="auto"/>
+        <w:ind w:left="360"/>
+        <w:rPr>
+          <w:rFonts w:ascii="Times New Roman" w:hAnsi="Times New Roman" w:cs="Times New Roman"/>
+        </w:rPr>
+      </w:pPr>
+      <w:r>
+        <w:rPr>
+          <w:rFonts w:ascii="Times New Roman" w:hAnsi="Times New Roman" w:cs="Times New Roman"/>
+        </w:rPr>
+        <w:t xml:space="preserve">User </w:t>
+      </w:r>
+      <w:proofErr w:type="gramStart"/>
+      <w:r>
+        <w:rPr>
+          <w:rFonts w:ascii="Times New Roman" w:hAnsi="Times New Roman" w:cs="Times New Roman"/>
+        </w:rPr>
+        <w:t>inserts</w:t>
+      </w:r>
+      <w:proofErr w:type="gramEnd"/>
+      <w:r>
+        <w:rPr>
+          <w:rFonts w:ascii="Times New Roman" w:hAnsi="Times New Roman" w:cs="Times New Roman"/>
+        </w:rPr>
+        <w:t xml:space="preserve"> card</w:t>
+      </w:r>
+    </w:p>
+    <w:p>
+      <w:pPr>
+        <w:spacing w:line="480" w:lineRule="auto"/>
+        <w:ind w:left="360"/>
+        <w:rPr>
+          <w:rFonts w:ascii="Times New Roman" w:hAnsi="Times New Roman" w:cs="Times New Roman"/>
+        </w:rPr>
+      </w:pPr>
+      <w:r>
+        <w:rPr>
+          <w:rFonts w:ascii="Times New Roman" w:hAnsi="Times New Roman" w:cs="Times New Roman"/>
+        </w:rPr>
+        <w:t>Authenticate user</w:t>
+      </w:r>
+    </w:p>
+    <w:p>
+      <w:pPr>
+        <w:spacing w:line="480" w:lineRule="auto"/>
+        <w:ind w:left="360"/>
+        <w:rPr>
+          <w:rFonts w:ascii="Times New Roman" w:hAnsi="Times New Roman" w:cs="Times New Roman"/>
+        </w:rPr>
+      </w:pPr>
+      <w:r>
+        <w:rPr>
+          <w:rFonts w:ascii="Times New Roman" w:hAnsi="Times New Roman" w:cs="Times New Roman"/>
+        </w:rPr>
+        <w:t>Select deposit option</w:t>
+      </w:r>
+    </w:p>
+    <w:p>
+      <w:pPr>
+        <w:spacing w:line="480" w:lineRule="auto"/>
+        <w:ind w:left="360"/>
+        <w:rPr>
+          <w:rFonts w:ascii="Times New Roman" w:hAnsi="Times New Roman" w:cs="Times New Roman"/>
+        </w:rPr>
+      </w:pPr>
+      <w:r>
+        <w:rPr>
+          <w:rFonts w:ascii="Times New Roman" w:hAnsi="Times New Roman" w:cs="Times New Roman"/>
+        </w:rPr>
+        <w:t>Insert cash into deposit slot</w:t>
+      </w:r>
+    </w:p>
+    <w:p>
+      <w:pPr>
+        <w:spacing w:line="480" w:lineRule="auto"/>
+        <w:ind w:left="360"/>
+        <w:rPr>
+          <w:rFonts w:ascii="Times New Roman" w:hAnsi="Times New Roman" w:cs="Times New Roman"/>
+        </w:rPr>
+      </w:pPr>
+      <w:r>
+        <w:rPr>
+          <w:rFonts w:ascii="Times New Roman" w:hAnsi="Times New Roman" w:cs="Times New Roman"/>
+        </w:rPr>
+        <w:t>Validate cash (amount and authenticity)</w:t>
+      </w:r>
+    </w:p>
+    <w:p>
+      <w:pPr>
+        <w:spacing w:line="480" w:lineRule="auto"/>
+        <w:ind w:left="360"/>
+        <w:rPr>
+          <w:rFonts w:ascii="Times New Roman" w:hAnsi="Times New Roman" w:cs="Times New Roman"/>
+        </w:rPr>
+      </w:pPr>
+      <w:r>
+        <w:rPr>
+          <w:rFonts w:ascii="Times New Roman" w:hAnsi="Times New Roman" w:cs="Times New Roman"/>
+        </w:rPr>
+        <w:t>Send deposit details to bank server</w:t>
+      </w:r>
+    </w:p>
+    <w:p>
+      <w:pPr>
+        <w:spacing w:line="480" w:lineRule="auto"/>
+        <w:ind w:left="360"/>
+        <w:rPr>
+          <w:rFonts w:ascii="Times New Roman" w:hAnsi="Times New Roman" w:cs="Times New Roman"/>
+        </w:rPr>
+      </w:pPr>
+      <w:r>
+        <w:rPr>
+          <w:rFonts w:ascii="Times New Roman" w:hAnsi="Times New Roman" w:cs="Times New Roman"/>
+        </w:rPr>
+        <w:t>Update account balance</w:t>
+      </w:r>
+    </w:p>
+    <w:p>
+      <w:pPr>
+        <w:spacing w:line="480" w:lineRule="auto"/>
+        <w:ind w:left="360"/>
+        <w:rPr>
+          <w:rFonts w:ascii="Times New Roman" w:hAnsi="Times New Roman" w:cs="Times New Roman"/>
+        </w:rPr>
+      </w:pPr>
+      <w:r>
+        <w:rPr>
+          <w:rFonts w:ascii="Times New Roman" w:hAnsi="Times New Roman" w:cs="Times New Roman"/>
+        </w:rPr>
+        <w:t>Print receipt</w:t>
+      </w:r>
+    </w:p>
+    <w:p>
+      <w:pPr>
+        <w:spacing w:line="480" w:lineRule="auto"/>
+        <w:ind w:left="360"/>
+        <w:rPr>
+          <w:rFonts w:ascii="Times New Roman" w:hAnsi="Times New Roman" w:cs="Times New Roman"/>
+        </w:rPr>
+      </w:pPr>
+      <w:r>
+        <w:rPr>
+          <w:rFonts w:ascii="Times New Roman" w:hAnsi="Times New Roman" w:cs="Times New Roman"/>
+        </w:rPr>
+        <w:t>Eject card</w:t>
+      </w:r>
+    </w:p>
+    <w:p>
+      <w:pPr>
+        <w:spacing w:line="480" w:lineRule="auto"/>
+        <w:ind w:left="360"/>
+        <w:rPr>
+          <w:rFonts w:ascii="Times New Roman" w:hAnsi="Times New Roman" w:cs="Times New Roman"/>
+        </w:rPr>
+      </w:pPr>
+      <w:r>
+        <w:rPr>
+          <w:rFonts w:ascii="Times New Roman" w:hAnsi="Times New Roman" w:cs="Times New Roman"/>
+        </w:rPr>
+        <w:t>End session</w:t>
+      </w:r>
+    </w:p>
+    <w:p>
+      <w:pPr>
+        <w:spacing w:line="480" w:lineRule="auto"/>
+        <w:rPr>
+          <w:rFonts w:ascii="Times New Roman" w:hAnsi="Times New Roman" w:cs="Times New Roman"/>
+          <w:b/>
+          <w:bCs/>
+        </w:rPr>
+      </w:pPr>
+    </w:p>
+    <w:p>
+      <w:pPr>
+        <w:spacing w:line="480" w:lineRule="auto"/>
+        <w:rPr>
+          <w:rFonts w:ascii="Times New Roman" w:hAnsi="Times New Roman" w:cs="Times New Roman"/>
+          <w:b/>
+          <w:bCs/>
+        </w:rPr>
+      </w:pPr>
+    </w:p>
+    <w:p>
+      <w:pPr>
+        <w:spacing w:line="480" w:lineRule="auto"/>
+        <w:jc w:val="center"/>
+        <w:rPr>
+          <w:rFonts w:ascii="Times New Roman" w:hAnsi="Times New Roman" w:cs="Times New Roman"/>
+          <w:b/>
+          <w:bCs/>
+        </w:rPr>
+      </w:pPr>
+      <w:r>
+        <w:rPr>
+          <w:rFonts w:ascii="Times New Roman" w:hAnsi="Times New Roman" w:cs="Times New Roman"/>
+          <w:b/>
+          <w:bCs/>
+        </w:rPr>
+        <w:lastRenderedPageBreak/>
+        <w:t>Architectural Proposal for an Automated Teller Machine (ATM) System</w:t>
+      </w:r>
+    </w:p>
+    <w:p>
+      <w:pPr>
+        <w:spacing w:line="480" w:lineRule="auto"/>
+        <w:ind w:firstLine="720"/>
+        <w:rPr>
+          <w:rFonts w:ascii="Times New Roman" w:hAnsi="Times New Roman" w:cs="Times New Roman"/>
+        </w:rPr>
+      </w:pPr>
+      <w:r>
+        <w:rPr>
+          <w:rFonts w:ascii="Times New Roman" w:hAnsi="Times New Roman" w:cs="Times New Roman"/>
+        </w:rPr>
+        <w:t>Automated Teller Machines (ATMs) are pivotal in modern banking, providing customers with convenient, secure, and reliable access to financial services. Designing an ATM system requires careful consideration of the range of user actions it must support, the system’s fault tolerance, interoperability with external systems, and adaptability to future changes. This proposal outlines a comprehensive architectural design that addresses these critical aspects, ensuring robustness, security, and maintainability.</w:t>
+      </w:r>
+    </w:p>
+    <w:p>
+      <w:pPr>
+        <w:spacing w:line="480" w:lineRule="auto"/>
+        <w:rPr>
+          <w:rFonts w:ascii="Times New Roman" w:hAnsi="Times New Roman" w:cs="Times New Roman"/>
+          <w:b/>
+          <w:bCs/>
+        </w:rPr>
+      </w:pPr>
+      <w:r>
+        <w:rPr>
+          <w:rFonts w:ascii="Times New Roman" w:hAnsi="Times New Roman" w:cs="Times New Roman"/>
+          <w:b/>
+          <w:bCs/>
+        </w:rPr>
+        <w:t>Defining the Collection of Actions Supported by the ATM</w:t>
+      </w:r>
+    </w:p>
+    <w:p>
+      <w:pPr>
+        <w:spacing w:line="480" w:lineRule="auto"/>
+        <w:ind w:firstLine="720"/>
+        <w:rPr>
+          <w:rFonts w:ascii="Times New Roman" w:hAnsi="Times New Roman" w:cs="Times New Roman"/>
+        </w:rPr>
+      </w:pPr>
+      <w:r>
+        <w:rPr>
+          <w:rFonts w:ascii="Times New Roman" w:hAnsi="Times New Roman" w:cs="Times New Roman"/>
+        </w:rPr>
+        <w:t>An ATM must support a broad spectrum of actions that reflect typical banking transactions and user interactions. At its core, the ATM should enable users to perform cash withdrawals, balance inquiries, deposits (both cash and checks), funds transfers between accounts, and print mini-statements or receipts. Additionally, it should allow users to change their Personal Identification Number (PIN) securely and select their preferred language for interaction. These actions represent the fundamental banking services customers expect, ensuring convenience and accessibility.</w:t>
+      </w:r>
+    </w:p>
+    <w:p>
+      <w:pPr>
+        <w:spacing w:line="480" w:lineRule="auto"/>
+        <w:ind w:firstLine="720"/>
+        <w:rPr>
+          <w:rFonts w:ascii="Times New Roman" w:hAnsi="Times New Roman" w:cs="Times New Roman"/>
+        </w:rPr>
+      </w:pPr>
+      <w:r>
+        <w:rPr>
+          <w:rFonts w:ascii="Times New Roman" w:hAnsi="Times New Roman" w:cs="Times New Roman"/>
+        </w:rPr>
+        <w:t>Beyond these core functions, the ATM should incorporate security-related actions such as user authentication through card insertion and PIN entry, with optional biometric verification for enhanced security. It should also support session management features like automatic logout after inactivity to prevent unauthorized access. Receipt printing and transaction confirmation provide users with tangible proof of their transactions, enhancing trust and transparency.</w:t>
+      </w:r>
+    </w:p>
+    <w:p>
+      <w:pPr>
+        <w:spacing w:line="480" w:lineRule="auto"/>
+        <w:ind w:firstLine="720"/>
+        <w:rPr>
+          <w:rFonts w:ascii="Times New Roman" w:hAnsi="Times New Roman" w:cs="Times New Roman"/>
+        </w:rPr>
+      </w:pPr>
+      <w:r>
+        <w:rPr>
+          <w:rFonts w:ascii="Times New Roman" w:hAnsi="Times New Roman" w:cs="Times New Roman"/>
+        </w:rPr>
+        <w:t xml:space="preserve">Maintenance and diagnostic actions are equally important. The ATM should perform self-diagnostics to monitor hardware and software health, notify bank staff when cash levels are low, </w:t>
+      </w:r>
+      <w:r>
+        <w:rPr>
+          <w:rFonts w:ascii="Times New Roman" w:hAnsi="Times New Roman" w:cs="Times New Roman"/>
+        </w:rPr>
+        <w:lastRenderedPageBreak/>
+        <w:t>and log errors for timely maintenance. These features ensure operational continuity and reduce downtime.</w:t>
+      </w:r>
+    </w:p>
+    <w:p>
+      <w:pPr>
+        <w:spacing w:line="480" w:lineRule="auto"/>
+        <w:ind w:firstLine="720"/>
+        <w:rPr>
+          <w:rFonts w:ascii="Times New Roman" w:hAnsi="Times New Roman" w:cs="Times New Roman"/>
+        </w:rPr>
+      </w:pPr>
+      <w:r>
+        <w:rPr>
+          <w:rFonts w:ascii="Times New Roman" w:hAnsi="Times New Roman" w:cs="Times New Roman"/>
+        </w:rPr>
+        <w:t>The rationale behind this comprehensive action set is to balance user convenience, security, and operational reliability. By supporting a wide range of transactions and robust session management, the ATM meets customer expectations while safeguarding sensitive financial operations. Maintenance capabilities embedded within the system further ensure long-term reliability and service availability.</w:t>
+      </w:r>
+    </w:p>
+    <w:p>
+      <w:pPr>
+        <w:spacing w:line="480" w:lineRule="auto"/>
+        <w:rPr>
+          <w:rFonts w:ascii="Times New Roman" w:hAnsi="Times New Roman" w:cs="Times New Roman"/>
+          <w:b/>
+          <w:bCs/>
+        </w:rPr>
+      </w:pPr>
+      <w:r>
+        <w:rPr>
+          <w:rFonts w:ascii="Times New Roman" w:hAnsi="Times New Roman" w:cs="Times New Roman"/>
+          <w:b/>
+          <w:bCs/>
+        </w:rPr>
+        <w:t xml:space="preserve">Architectural Design to Accommodate </w:t>
+      </w:r>
+      <w:proofErr w:type="gramStart"/>
+      <w:r>
+        <w:rPr>
+          <w:rFonts w:ascii="Times New Roman" w:hAnsi="Times New Roman" w:cs="Times New Roman"/>
+          <w:b/>
+          <w:bCs/>
+        </w:rPr>
+        <w:t>the Defined</w:t>
+      </w:r>
+      <w:proofErr w:type="gramEnd"/>
+      <w:r>
+        <w:rPr>
+          <w:rFonts w:ascii="Times New Roman" w:hAnsi="Times New Roman" w:cs="Times New Roman"/>
+          <w:b/>
+          <w:bCs/>
+        </w:rPr>
         <w:t xml:space="preserve"> Actions</w:t>
       </w:r>
     </w:p>
     <w:p>
       <w:pPr>
         <w:spacing w:line="480" w:lineRule="auto"/>
+        <w:ind w:firstLine="720"/>
         <w:rPr>
           <w:rFonts w:ascii="Times New Roman" w:hAnsi="Times New Roman" w:cs="Times New Roman"/>
         </w:rPr>
@@ -374,6 +3020,7 @@
     <w:p>
       <w:pPr>
         <w:spacing w:line="480" w:lineRule="auto"/>
+        <w:ind w:firstLine="720"/>
         <w:rPr>
           <w:rFonts w:ascii="Times New Roman" w:hAnsi="Times New Roman" w:cs="Times New Roman"/>
         </w:rPr>
@@ -416,6 +3063,7 @@
     <w:p>
       <w:pPr>
         <w:spacing w:line="480" w:lineRule="auto"/>
+        <w:ind w:firstLine="720"/>
         <w:rPr>
           <w:rFonts w:ascii="Times New Roman" w:hAnsi="Times New Roman" w:cs="Times New Roman"/>
         </w:rPr>
@@ -445,6 +3093,7 @@
     <w:p>
       <w:pPr>
         <w:spacing w:line="480" w:lineRule="auto"/>
+        <w:ind w:firstLine="720"/>
         <w:rPr>
           <w:rFonts w:ascii="Times New Roman" w:hAnsi="Times New Roman" w:cs="Times New Roman"/>
         </w:rPr>
@@ -459,24 +3108,23 @@
     <w:p>
       <w:pPr>
         <w:spacing w:line="480" w:lineRule="auto"/>
-        <w:rPr>
-          <w:rFonts w:ascii="Times New Roman" w:hAnsi="Times New Roman" w:cs="Times New Roman"/>
-        </w:rPr>
-      </w:pPr>
-      <w:r>
-        <w:rPr>
-          <w:rFonts w:ascii="Times New Roman" w:hAnsi="Times New Roman" w:cs="Times New Roman"/>
-        </w:rPr>
-        <w:t xml:space="preserve">This layered modular design is justified by principles of separation of concerns and loose coupling, which enhance maintainability, scalability, and fault isolation (Bass, Clements, &amp; </w:t>
-      </w:r>
-      <w:proofErr w:type="spellStart"/>
-      <w:r>
-        <w:rPr>
-          <w:rFonts w:ascii="Times New Roman" w:hAnsi="Times New Roman" w:cs="Times New Roman"/>
-        </w:rPr>
-        <w:t>Kazman</w:t>
-      </w:r>
-      <w:proofErr w:type="spellEnd"/>
+        <w:ind w:firstLine="720"/>
+        <w:rPr>
+          <w:rFonts w:ascii="Times New Roman" w:hAnsi="Times New Roman" w:cs="Times New Roman"/>
+        </w:rPr>
+      </w:pPr>
+      <w:r>
+        <w:rPr>
+          <w:rFonts w:ascii="Times New Roman" w:hAnsi="Times New Roman" w:cs="Times New Roman"/>
+        </w:rPr>
+        <w:t>This layered modular design is justified by principles of separation of concerns and loose coupling, which enhance maintainability, scalability, and fault isolation (Bass</w:t>
+      </w:r>
+      <w:r>
+        <w:rPr>
+          <w:rFonts w:ascii="Times New Roman" w:hAnsi="Times New Roman" w:cs="Times New Roman"/>
+        </w:rPr>
+        <w:t xml:space="preserve"> et al.</w:t>
+      </w:r>
       <w:r>
         <w:rPr>
           <w:rFonts w:ascii="Times New Roman" w:hAnsi="Times New Roman" w:cs="Times New Roman"/>
@@ -505,6 +3153,7 @@
     <w:p>
       <w:pPr>
         <w:spacing w:line="480" w:lineRule="auto"/>
+        <w:ind w:firstLine="720"/>
         <w:rPr>
           <w:rFonts w:ascii="Times New Roman" w:hAnsi="Times New Roman" w:cs="Times New Roman"/>
         </w:rPr>
@@ -519,6 +3168,7 @@
     <w:p>
       <w:pPr>
         <w:spacing w:line="480" w:lineRule="auto"/>
+        <w:ind w:firstLine="720"/>
         <w:rPr>
           <w:rFonts w:ascii="Times New Roman" w:hAnsi="Times New Roman" w:cs="Times New Roman"/>
         </w:rPr>
@@ -548,6 +3198,7 @@
     <w:p>
       <w:pPr>
         <w:spacing w:line="480" w:lineRule="auto"/>
+        <w:ind w:firstLine="720"/>
         <w:rPr>
           <w:rFonts w:ascii="Times New Roman" w:hAnsi="Times New Roman" w:cs="Times New Roman"/>
         </w:rPr>
@@ -562,6 +3213,7 @@
     <w:p>
       <w:pPr>
         <w:spacing w:line="480" w:lineRule="auto"/>
+        <w:ind w:firstLine="720"/>
         <w:rPr>
           <w:rFonts w:ascii="Times New Roman" w:hAnsi="Times New Roman" w:cs="Times New Roman"/>
         </w:rPr>
@@ -576,6 +3228,7 @@
     <w:p>
       <w:pPr>
         <w:spacing w:line="480" w:lineRule="auto"/>
+        <w:ind w:firstLine="720"/>
         <w:rPr>
           <w:rFonts w:ascii="Times New Roman" w:hAnsi="Times New Roman" w:cs="Times New Roman"/>
         </w:rPr>
@@ -598,21 +3251,13 @@
         <w:rPr>
           <w:rFonts w:ascii="Times New Roman" w:hAnsi="Times New Roman" w:cs="Times New Roman"/>
         </w:rPr>
-        <w:t xml:space="preserve">, </w:t>
-      </w:r>
-      <w:proofErr w:type="spellStart"/>
-      <w:r>
-        <w:rPr>
-          <w:rFonts w:ascii="Times New Roman" w:hAnsi="Times New Roman" w:cs="Times New Roman"/>
-        </w:rPr>
-        <w:t>Laprie</w:t>
-      </w:r>
-      <w:proofErr w:type="spellEnd"/>
-      <w:r>
-        <w:rPr>
-          <w:rFonts w:ascii="Times New Roman" w:hAnsi="Times New Roman" w:cs="Times New Roman"/>
-        </w:rPr>
-        <w:t>, Randell, &amp; Landwehr, 2004). Incorporating these measures ensures high availability and trustworthiness of the ATM service.</w:t>
+        <w:t xml:space="preserve"> et al.</w:t>
+      </w:r>
+      <w:r>
+        <w:rPr>
+          <w:rFonts w:ascii="Times New Roman" w:hAnsi="Times New Roman" w:cs="Times New Roman"/>
+        </w:rPr>
+        <w:t>, 2004). Incorporating these measures ensures high availability and trustworthiness of the ATM service.</w:t>
       </w:r>
     </w:p>
     <w:p>
@@ -636,6 +3281,7 @@
     <w:p>
       <w:pPr>
         <w:spacing w:line="480" w:lineRule="auto"/>
+        <w:ind w:firstLine="720"/>
         <w:rPr>
           <w:rFonts w:ascii="Times New Roman" w:hAnsi="Times New Roman" w:cs="Times New Roman"/>
         </w:rPr>
@@ -650,6 +3296,7 @@
     <w:p>
       <w:pPr>
         <w:spacing w:line="480" w:lineRule="auto"/>
+        <w:ind w:firstLine="720"/>
         <w:rPr>
           <w:rFonts w:ascii="Times New Roman" w:hAnsi="Times New Roman" w:cs="Times New Roman"/>
         </w:rPr>
@@ -665,6 +3312,7 @@
     <w:p>
       <w:pPr>
         <w:spacing w:line="480" w:lineRule="auto"/>
+        <w:ind w:firstLine="720"/>
         <w:rPr>
           <w:rFonts w:ascii="Times New Roman" w:hAnsi="Times New Roman" w:cs="Times New Roman"/>
         </w:rPr>
@@ -679,6 +3327,7 @@
     <w:p>
       <w:pPr>
         <w:spacing w:line="480" w:lineRule="auto"/>
+        <w:ind w:firstLine="720"/>
         <w:rPr>
           <w:rFonts w:ascii="Times New Roman" w:hAnsi="Times New Roman" w:cs="Times New Roman"/>
         </w:rPr>
@@ -711,6 +3360,7 @@
     <w:p>
       <w:pPr>
         <w:spacing w:line="480" w:lineRule="auto"/>
+        <w:ind w:firstLine="720"/>
         <w:rPr>
           <w:rFonts w:ascii="Times New Roman" w:hAnsi="Times New Roman" w:cs="Times New Roman"/>
         </w:rPr>
@@ -725,6 +3375,7 @@
     <w:p>
       <w:pPr>
         <w:spacing w:line="480" w:lineRule="auto"/>
+        <w:ind w:firstLine="720"/>
         <w:rPr>
           <w:rFonts w:ascii="Times New Roman" w:hAnsi="Times New Roman" w:cs="Times New Roman"/>
         </w:rPr>
@@ -754,6 +3405,7 @@
     <w:p>
       <w:pPr>
         <w:spacing w:line="480" w:lineRule="auto"/>
+        <w:ind w:firstLine="720"/>
         <w:rPr>
           <w:rFonts w:ascii="Times New Roman" w:hAnsi="Times New Roman" w:cs="Times New Roman"/>
         </w:rPr>
@@ -764,14 +3416,12 @@
         </w:rPr>
         <w:t>Rollback mechanisms provide a safety net to revert to previous stable versions if issues arise post-deployment. This approach aligns with modern software engineering practices emphasizing agility and risk mitigation (Fowler, 2018).</w:t>
       </w:r>
-    </w:p>
-    <w:p>
-      <w:pPr>
-        <w:spacing w:line="480" w:lineRule="auto"/>
-        <w:rPr>
-          <w:rFonts w:ascii="Times New Roman" w:hAnsi="Times New Roman" w:cs="Times New Roman"/>
-        </w:rPr>
-      </w:pPr>
+      <w:r>
+        <w:rPr>
+          <w:rFonts w:ascii="Times New Roman" w:hAnsi="Times New Roman" w:cs="Times New Roman"/>
+        </w:rPr>
+        <w:t xml:space="preserve"> </w:t>
+      </w:r>
       <w:r>
         <w:rPr>
           <w:rFonts w:ascii="Times New Roman" w:hAnsi="Times New Roman" w:cs="Times New Roman"/>
@@ -782,65 +3432,70 @@
     <w:p>
       <w:pPr>
         <w:spacing w:line="480" w:lineRule="auto"/>
+        <w:ind w:firstLine="720"/>
+        <w:rPr>
+          <w:rFonts w:ascii="Times New Roman" w:hAnsi="Times New Roman" w:cs="Times New Roman"/>
+        </w:rPr>
+      </w:pPr>
+      <w:r>
+        <w:rPr>
+          <w:rFonts w:ascii="Times New Roman" w:hAnsi="Times New Roman" w:cs="Times New Roman"/>
+        </w:rPr>
+        <w:t>The modular, layered architecture facilitates maintainability and adaptability, ensuring the ATM can evolve with emerging technologies and security requirements without disrupting existing services. Through detailed fault analysis and mitigation strategies, the system aims to provide reliable and secure banking services continuously. Adherence to industry standards and best practices further ensures interoperability and compliance, making this design well-suited for deployment in diverse banking environments.</w:t>
+      </w:r>
+    </w:p>
+    <w:p>
+      <w:pPr>
+        <w:spacing w:line="480" w:lineRule="auto"/>
+        <w:rPr>
+          <w:rFonts w:ascii="Times New Roman" w:hAnsi="Times New Roman" w:cs="Times New Roman"/>
+        </w:rPr>
+      </w:pPr>
+    </w:p>
+    <w:p>
+      <w:pPr>
+        <w:spacing w:line="480" w:lineRule="auto"/>
+        <w:rPr>
+          <w:rFonts w:ascii="Times New Roman" w:hAnsi="Times New Roman" w:cs="Times New Roman"/>
+        </w:rPr>
+      </w:pPr>
+    </w:p>
+    <w:p>
+      <w:pPr>
+        <w:spacing w:line="480" w:lineRule="auto"/>
+        <w:rPr>
+          <w:rFonts w:ascii="Times New Roman" w:hAnsi="Times New Roman" w:cs="Times New Roman"/>
+        </w:rPr>
+      </w:pPr>
+    </w:p>
+    <w:p>
+      <w:pPr>
+        <w:spacing w:line="480" w:lineRule="auto"/>
+        <w:rPr>
+          <w:rFonts w:ascii="Times New Roman" w:hAnsi="Times New Roman" w:cs="Times New Roman"/>
+        </w:rPr>
+      </w:pPr>
+    </w:p>
+    <w:p>
+      <w:pPr>
+        <w:spacing w:line="480" w:lineRule="auto"/>
+        <w:jc w:val="center"/>
         <w:rPr>
           <w:rFonts w:ascii="Times New Roman" w:hAnsi="Times New Roman" w:cs="Times New Roman"/>
           <w:b/>
           <w:bCs/>
         </w:rPr>
       </w:pPr>
-      <w:r>
+    </w:p>
+    <w:p>
+      <w:pPr>
+        <w:spacing w:line="480" w:lineRule="auto"/>
+        <w:jc w:val="center"/>
         <w:rPr>
           <w:rFonts w:ascii="Times New Roman" w:hAnsi="Times New Roman" w:cs="Times New Roman"/>
           <w:b/>
           <w:bCs/>
         </w:rPr>
-        <w:t>Conclusion</w:t>
-      </w:r>
-    </w:p>
-    <w:p>
-      <w:pPr>
-        <w:spacing w:line="480" w:lineRule="auto"/>
-        <w:rPr>
-          <w:rFonts w:ascii="Times New Roman" w:hAnsi="Times New Roman" w:cs="Times New Roman"/>
-        </w:rPr>
-      </w:pPr>
-      <w:r>
-        <w:rPr>
-          <w:rFonts w:ascii="Times New Roman" w:hAnsi="Times New Roman" w:cs="Times New Roman"/>
-        </w:rPr>
-        <w:t>This architectural proposal presents a robust, secure, and extensible ATM system design that supports a comprehensive set of user actions while addressing fault tolerance and interoperability challenges. The modular, layered architecture facilitates maintainability and adaptability, ensuring the ATM can evolve with emerging technologies and security requirements without disrupting existing services. Through detailed fault analysis and mitigation strategies, the system aims to provide reliable and secure banking services continuously. Adherence to industry standards and best practices further ensures interoperability and compliance, making this design well-suited for deployment in diverse banking environments.</w:t>
-      </w:r>
-    </w:p>
-    <w:p>
-      <w:pPr>
-        <w:spacing w:line="480" w:lineRule="auto"/>
-        <w:rPr>
-          <w:rFonts w:ascii="Times New Roman" w:hAnsi="Times New Roman" w:cs="Times New Roman"/>
-        </w:rPr>
-      </w:pPr>
-    </w:p>
-    <w:p>
-      <w:pPr>
-        <w:spacing w:line="480" w:lineRule="auto"/>
-        <w:rPr>
-          <w:rFonts w:ascii="Times New Roman" w:hAnsi="Times New Roman" w:cs="Times New Roman"/>
-        </w:rPr>
-      </w:pPr>
-    </w:p>
-    <w:p>
-      <w:pPr>
-        <w:spacing w:line="480" w:lineRule="auto"/>
-        <w:rPr>
-          <w:rFonts w:ascii="Times New Roman" w:hAnsi="Times New Roman" w:cs="Times New Roman"/>
-        </w:rPr>
-      </w:pPr>
-    </w:p>
-    <w:p>
-      <w:pPr>
-        <w:spacing w:line="480" w:lineRule="auto"/>
-        <w:rPr>
-          <w:rFonts w:ascii="Times New Roman" w:hAnsi="Times New Roman" w:cs="Times New Roman"/>
-        </w:rPr>
       </w:pPr>
     </w:p>
     <w:p>
@@ -853,23 +3508,31 @@
           <w:bCs/>
         </w:rPr>
       </w:pPr>
-      <w:r>
+    </w:p>
+    <w:p>
+      <w:pPr>
+        <w:spacing w:line="480" w:lineRule="auto"/>
+        <w:jc w:val="center"/>
         <w:rPr>
           <w:rFonts w:ascii="Times New Roman" w:hAnsi="Times New Roman" w:cs="Times New Roman"/>
           <w:b/>
           <w:bCs/>
         </w:rPr>
+      </w:pPr>
+      <w:r>
+        <w:rPr>
+          <w:rFonts w:ascii="Times New Roman" w:hAnsi="Times New Roman" w:cs="Times New Roman"/>
+          <w:b/>
+          <w:bCs/>
+        </w:rPr>
         <w:lastRenderedPageBreak/>
         <w:t>References</w:t>
       </w:r>
     </w:p>
     <w:p>
       <w:pPr>
-        <w:numPr>
-          <w:ilvl w:val="0"/>
-          <w:numId w:val="1"/>
-        </w:numPr>
-        <w:spacing w:line="480" w:lineRule="auto"/>
+        <w:spacing w:line="480" w:lineRule="auto"/>
+        <w:ind w:left="1080" w:hanging="720"/>
         <w:rPr>
           <w:rFonts w:ascii="Times New Roman" w:hAnsi="Times New Roman" w:cs="Times New Roman"/>
         </w:rPr>
@@ -919,11 +3582,8 @@
     </w:p>
     <w:p>
       <w:pPr>
-        <w:numPr>
-          <w:ilvl w:val="0"/>
-          <w:numId w:val="1"/>
-        </w:numPr>
-        <w:spacing w:line="480" w:lineRule="auto"/>
+        <w:spacing w:line="480" w:lineRule="auto"/>
+        <w:ind w:left="1080" w:hanging="720"/>
         <w:rPr>
           <w:rFonts w:ascii="Times New Roman" w:hAnsi="Times New Roman" w:cs="Times New Roman"/>
         </w:rPr>
@@ -965,11 +3625,8 @@
     </w:p>
     <w:p>
       <w:pPr>
-        <w:numPr>
-          <w:ilvl w:val="0"/>
-          <w:numId w:val="1"/>
-        </w:numPr>
-        <w:spacing w:line="480" w:lineRule="auto"/>
+        <w:spacing w:line="480" w:lineRule="auto"/>
+        <w:ind w:left="1080" w:hanging="720"/>
         <w:rPr>
           <w:rFonts w:ascii="Times New Roman" w:hAnsi="Times New Roman" w:cs="Times New Roman"/>
         </w:rPr>
@@ -1004,7 +3661,7 @@
       </w:pPr>
     </w:p>
     <w:sectPr>
-      <w:headerReference w:type="default" r:id="rId7"/>
+      <w:headerReference w:type="default" r:id="rId8"/>
       <w:pgSz w:w="12240" w:h="15840"/>
       <w:pgMar w:top="1440" w:right="1440" w:bottom="1440" w:left="1440" w:header="720" w:footer="720" w:gutter="0"/>
       <w:cols w:space="720"/>
@@ -1123,6 +3780,268 @@
 <file path=word/numbering.xml><?xml version="1.0" encoding="utf-8"?>
 <w:numbering xmlns:wpc="http://schemas.microsoft.com/office/word/2010/wordprocessingCanvas" xmlns:cx="http://schemas.microsoft.com/office/drawing/2014/chartex" xmlns:cx1="http://schemas.microsoft.com/office/drawing/2015/9/8/chartex" xmlns:cx2="http://schemas.microsoft.com/office/drawing/2015/10/21/chartex" xmlns:cx3="http://schemas.microsoft.com/office/drawing/2016/5/9/chartex" xmlns:cx4="http://schemas.microsoft.com/office/drawing/2016/5/10/chartex" xmlns:cx5="http://schemas.microsoft.com/office/drawing/2016/5/11/chartex" xmlns:cx6="http://schemas.microsoft.com/office/drawing/2016/5/12/chartex" xmlns:cx7="http://schemas.microsoft.com/office/drawing/2016/5/13/chartex" xmlns:cx8="http://schemas.microsoft.com/office/drawing/2016/5/14/chartex" xmlns:mc="http://schemas.openxmlformats.org/markup-compatibility/2006" xmlns:aink="http://schemas.microsoft.com/office/drawing/2016/ink" xmlns:am3d="http://schemas.microsoft.com/office/drawing/2017/model3d" xmlns:o="urn:schemas-microsoft-com:office:office" xmlns:oel="http://schemas.microsoft.com/office/2019/extlst" xmlns:r="http://schemas.openxmlformats.org/officeDocument/2006/relationships" xmlns:m="http://schemas.openxmlformats.org/officeDocument/2006/math" xmlns:v="urn:schemas-microsoft-com:vml" xmlns:wp14="http://schemas.microsoft.com/office/word/2010/wordprocessingDrawing" xmlns:wp="http://schemas.openxmlformats.org/drawingml/2006/wordprocessingDrawing" xmlns:w10="urn:schemas-microsoft-com:office:word" xmlns:w="http://schemas.openxmlformats.org/wordprocessingml/2006/main" xmlns:w14="http://schemas.microsoft.com/office/word/2010/wordml" xmlns:w15="http://schemas.microsoft.com/office/word/2012/wordml" xmlns:w16cex="http://schemas.microsoft.com/office/word/2018/wordml/cex" xmlns:w16cid="http://schemas.microsoft.com/office/word/2016/wordml/cid" xmlns:w16="http://schemas.microsoft.com/office/word/2018/wordml" xmlns:w16du="http://schemas.microsoft.com/office/word/2023/wordml/word16du" xmlns:w16sdtdh="http://schemas.microsoft.com/office/word/2020/wordml/sdtdatahash" xmlns:w16sdtfl="http://schemas.microsoft.com/office/word/2024/wordml/sdtformatlock" xmlns:w16se="http://schemas.microsoft.com/office/word/2015/wordml/symex" xmlns:wpg="http://schemas.microsoft.com/office/word/2010/wordprocessingGroup" xmlns:wpi="http://schemas.microsoft.com/office/word/2010/wordprocessingInk" xmlns:wne="http://schemas.microsoft.com/office/word/2006/wordml" xmlns:wps="http://schemas.microsoft.com/office/word/2010/wordprocessingShape" mc:Ignorable="w14 w15 w16se w16cid w16 w16cex w16sdtdh w16sdtfl w16du wp14">
   <w:abstractNum w:abstractNumId="0" w15:restartNumberingAfterBreak="0">
+    <w:nsid w:val="02937BE6"/>
+    <w:multiLevelType w:val="multilevel"/>
+    <w:tmpl w:val="D7C645C6"/>
+    <w:lvl w:ilvl="0">
+      <w:start w:val="1"/>
+      <w:numFmt w:val="decimal"/>
+      <w:lvlText w:val="%1."/>
+      <w:lvlJc w:val="left"/>
+      <w:pPr>
+        <w:tabs>
+          <w:tab w:val="num" w:pos="720"/>
+        </w:tabs>
+        <w:ind w:left="720" w:hanging="360"/>
+      </w:pPr>
+    </w:lvl>
+    <w:lvl w:ilvl="1" w:tentative="1">
+      <w:start w:val="1"/>
+      <w:numFmt w:val="decimal"/>
+      <w:lvlText w:val="%2."/>
+      <w:lvlJc w:val="left"/>
+      <w:pPr>
+        <w:tabs>
+          <w:tab w:val="num" w:pos="1440"/>
+        </w:tabs>
+        <w:ind w:left="1440" w:hanging="360"/>
+      </w:pPr>
+    </w:lvl>
+    <w:lvl w:ilvl="2" w:tentative="1">
+      <w:start w:val="1"/>
+      <w:numFmt w:val="decimal"/>
+      <w:lvlText w:val="%3."/>
+      <w:lvlJc w:val="left"/>
+      <w:pPr>
+        <w:tabs>
+          <w:tab w:val="num" w:pos="2160"/>
+        </w:tabs>
+        <w:ind w:left="2160" w:hanging="360"/>
+      </w:pPr>
+    </w:lvl>
+    <w:lvl w:ilvl="3" w:tentative="1">
+      <w:start w:val="1"/>
+      <w:numFmt w:val="decimal"/>
+      <w:lvlText w:val="%4."/>
+      <w:lvlJc w:val="left"/>
+      <w:pPr>
+        <w:tabs>
+          <w:tab w:val="num" w:pos="2880"/>
+        </w:tabs>
+        <w:ind w:left="2880" w:hanging="360"/>
+      </w:pPr>
+    </w:lvl>
+    <w:lvl w:ilvl="4" w:tentative="1">
+      <w:start w:val="1"/>
+      <w:numFmt w:val="decimal"/>
+      <w:lvlText w:val="%5."/>
+      <w:lvlJc w:val="left"/>
+      <w:pPr>
+        <w:tabs>
+          <w:tab w:val="num" w:pos="3600"/>
+        </w:tabs>
+        <w:ind w:left="3600" w:hanging="360"/>
+      </w:pPr>
+    </w:lvl>
+    <w:lvl w:ilvl="5" w:tentative="1">
+      <w:start w:val="1"/>
+      <w:numFmt w:val="decimal"/>
+      <w:lvlText w:val="%6."/>
+      <w:lvlJc w:val="left"/>
+      <w:pPr>
+        <w:tabs>
+          <w:tab w:val="num" w:pos="4320"/>
+        </w:tabs>
+        <w:ind w:left="4320" w:hanging="360"/>
+      </w:pPr>
+    </w:lvl>
+    <w:lvl w:ilvl="6" w:tentative="1">
+      <w:start w:val="1"/>
+      <w:numFmt w:val="decimal"/>
+      <w:lvlText w:val="%7."/>
+      <w:lvlJc w:val="left"/>
+      <w:pPr>
+        <w:tabs>
+          <w:tab w:val="num" w:pos="5040"/>
+        </w:tabs>
+        <w:ind w:left="5040" w:hanging="360"/>
+      </w:pPr>
+    </w:lvl>
+    <w:lvl w:ilvl="7" w:tentative="1">
+      <w:start w:val="1"/>
+      <w:numFmt w:val="decimal"/>
+      <w:lvlText w:val="%8."/>
+      <w:lvlJc w:val="left"/>
+      <w:pPr>
+        <w:tabs>
+          <w:tab w:val="num" w:pos="5760"/>
+        </w:tabs>
+        <w:ind w:left="5760" w:hanging="360"/>
+      </w:pPr>
+    </w:lvl>
+    <w:lvl w:ilvl="8" w:tentative="1">
+      <w:start w:val="1"/>
+      <w:numFmt w:val="decimal"/>
+      <w:lvlText w:val="%9."/>
+      <w:lvlJc w:val="left"/>
+      <w:pPr>
+        <w:tabs>
+          <w:tab w:val="num" w:pos="6480"/>
+        </w:tabs>
+        <w:ind w:left="6480" w:hanging="360"/>
+      </w:pPr>
+    </w:lvl>
+  </w:abstractNum>
+  <w:abstractNum w:abstractNumId="1" w15:restartNumberingAfterBreak="0">
+    <w:nsid w:val="1F094B5B"/>
+    <w:multiLevelType w:val="multilevel"/>
+    <w:tmpl w:val="5B32E3F6"/>
+    <w:lvl w:ilvl="0">
+      <w:start w:val="1"/>
+      <w:numFmt w:val="bullet"/>
+      <w:lvlText w:val=""/>
+      <w:lvlJc w:val="left"/>
+      <w:pPr>
+        <w:tabs>
+          <w:tab w:val="num" w:pos="720"/>
+        </w:tabs>
+        <w:ind w:left="720" w:hanging="360"/>
+      </w:pPr>
+      <w:rPr>
+        <w:rFonts w:ascii="Symbol" w:hAnsi="Symbol" w:hint="default"/>
+        <w:sz w:val="20"/>
+      </w:rPr>
+    </w:lvl>
+    <w:lvl w:ilvl="1">
+      <w:start w:val="1"/>
+      <w:numFmt w:val="bullet"/>
+      <w:lvlText w:val="o"/>
+      <w:lvlJc w:val="left"/>
+      <w:pPr>
+        <w:tabs>
+          <w:tab w:val="num" w:pos="1440"/>
+        </w:tabs>
+        <w:ind w:left="1440" w:hanging="360"/>
+      </w:pPr>
+      <w:rPr>
+        <w:rFonts w:ascii="Courier New" w:hAnsi="Courier New" w:hint="default"/>
+        <w:sz w:val="20"/>
+      </w:rPr>
+    </w:lvl>
+    <w:lvl w:ilvl="2" w:tentative="1">
+      <w:start w:val="1"/>
+      <w:numFmt w:val="bullet"/>
+      <w:lvlText w:val=""/>
+      <w:lvlJc w:val="left"/>
+      <w:pPr>
+        <w:tabs>
+          <w:tab w:val="num" w:pos="2160"/>
+        </w:tabs>
+        <w:ind w:left="2160" w:hanging="360"/>
+      </w:pPr>
+      <w:rPr>
+        <w:rFonts w:ascii="Wingdings" w:hAnsi="Wingdings" w:hint="default"/>
+        <w:sz w:val="20"/>
+      </w:rPr>
+    </w:lvl>
+    <w:lvl w:ilvl="3" w:tentative="1">
+      <w:start w:val="1"/>
+      <w:numFmt w:val="bullet"/>
+      <w:lvlText w:val=""/>
+      <w:lvlJc w:val="left"/>
+      <w:pPr>
+        <w:tabs>
+          <w:tab w:val="num" w:pos="2880"/>
+        </w:tabs>
+        <w:ind w:left="2880" w:hanging="360"/>
+      </w:pPr>
+      <w:rPr>
+        <w:rFonts w:ascii="Wingdings" w:hAnsi="Wingdings" w:hint="default"/>
+        <w:sz w:val="20"/>
+      </w:rPr>
+    </w:lvl>
+    <w:lvl w:ilvl="4" w:tentative="1">
+      <w:start w:val="1"/>
+      <w:numFmt w:val="bullet"/>
+      <w:lvlText w:val=""/>
+      <w:lvlJc w:val="left"/>
+      <w:pPr>
+        <w:tabs>
+          <w:tab w:val="num" w:pos="3600"/>
+        </w:tabs>
+        <w:ind w:left="3600" w:hanging="360"/>
+      </w:pPr>
+      <w:rPr>
+        <w:rFonts w:ascii="Wingdings" w:hAnsi="Wingdings" w:hint="default"/>
+        <w:sz w:val="20"/>
+      </w:rPr>
+    </w:lvl>
+    <w:lvl w:ilvl="5" w:tentative="1">
+      <w:start w:val="1"/>
+      <w:numFmt w:val="bullet"/>
+      <w:lvlText w:val=""/>
+      <w:lvlJc w:val="left"/>
+      <w:pPr>
+        <w:tabs>
+          <w:tab w:val="num" w:pos="4320"/>
+        </w:tabs>
+        <w:ind w:left="4320" w:hanging="360"/>
+      </w:pPr>
+      <w:rPr>
+        <w:rFonts w:ascii="Wingdings" w:hAnsi="Wingdings" w:hint="default"/>
+        <w:sz w:val="20"/>
+      </w:rPr>
+    </w:lvl>
+    <w:lvl w:ilvl="6" w:tentative="1">
+      <w:start w:val="1"/>
+      <w:numFmt w:val="bullet"/>
+      <w:lvlText w:val=""/>
+      <w:lvlJc w:val="left"/>
+      <w:pPr>
+        <w:tabs>
+          <w:tab w:val="num" w:pos="5040"/>
+        </w:tabs>
+        <w:ind w:left="5040" w:hanging="360"/>
+      </w:pPr>
+      <w:rPr>
+        <w:rFonts w:ascii="Wingdings" w:hAnsi="Wingdings" w:hint="default"/>
+        <w:sz w:val="20"/>
+      </w:rPr>
+    </w:lvl>
+    <w:lvl w:ilvl="7" w:tentative="1">
+      <w:start w:val="1"/>
+      <w:numFmt w:val="bullet"/>
+      <w:lvlText w:val=""/>
+      <w:lvlJc w:val="left"/>
+      <w:pPr>
+        <w:tabs>
+          <w:tab w:val="num" w:pos="5760"/>
+        </w:tabs>
+        <w:ind w:left="5760" w:hanging="360"/>
+      </w:pPr>
+      <w:rPr>
+        <w:rFonts w:ascii="Wingdings" w:hAnsi="Wingdings" w:hint="default"/>
+        <w:sz w:val="20"/>
+      </w:rPr>
+    </w:lvl>
+    <w:lvl w:ilvl="8" w:tentative="1">
+      <w:start w:val="1"/>
+      <w:numFmt w:val="bullet"/>
+      <w:lvlText w:val=""/>
+      <w:lvlJc w:val="left"/>
+      <w:pPr>
+        <w:tabs>
+          <w:tab w:val="num" w:pos="6480"/>
+        </w:tabs>
+        <w:ind w:left="6480" w:hanging="360"/>
+      </w:pPr>
+      <w:rPr>
+        <w:rFonts w:ascii="Wingdings" w:hAnsi="Wingdings" w:hint="default"/>
+        <w:sz w:val="20"/>
+      </w:rPr>
+    </w:lvl>
+  </w:abstractNum>
+  <w:abstractNum w:abstractNumId="2" w15:restartNumberingAfterBreak="0">
     <w:nsid w:val="3DCD2BD5"/>
     <w:multiLevelType w:val="multilevel"/>
     <w:tmpl w:val="840C3D32"/>
@@ -1271,8 +4190,470 @@
       </w:rPr>
     </w:lvl>
   </w:abstractNum>
+  <w:abstractNum w:abstractNumId="3" w15:restartNumberingAfterBreak="0">
+    <w:nsid w:val="3E6029F1"/>
+    <w:multiLevelType w:val="multilevel"/>
+    <w:tmpl w:val="606EE96E"/>
+    <w:lvl w:ilvl="0">
+      <w:start w:val="1"/>
+      <w:numFmt w:val="bullet"/>
+      <w:lvlText w:val=""/>
+      <w:lvlJc w:val="left"/>
+      <w:pPr>
+        <w:tabs>
+          <w:tab w:val="num" w:pos="720"/>
+        </w:tabs>
+        <w:ind w:left="720" w:hanging="360"/>
+      </w:pPr>
+      <w:rPr>
+        <w:rFonts w:ascii="Symbol" w:hAnsi="Symbol" w:hint="default"/>
+        <w:sz w:val="20"/>
+      </w:rPr>
+    </w:lvl>
+    <w:lvl w:ilvl="1" w:tentative="1">
+      <w:start w:val="1"/>
+      <w:numFmt w:val="bullet"/>
+      <w:lvlText w:val="o"/>
+      <w:lvlJc w:val="left"/>
+      <w:pPr>
+        <w:tabs>
+          <w:tab w:val="num" w:pos="1440"/>
+        </w:tabs>
+        <w:ind w:left="1440" w:hanging="360"/>
+      </w:pPr>
+      <w:rPr>
+        <w:rFonts w:ascii="Courier New" w:hAnsi="Courier New" w:hint="default"/>
+        <w:sz w:val="20"/>
+      </w:rPr>
+    </w:lvl>
+    <w:lvl w:ilvl="2" w:tentative="1">
+      <w:start w:val="1"/>
+      <w:numFmt w:val="bullet"/>
+      <w:lvlText w:val=""/>
+      <w:lvlJc w:val="left"/>
+      <w:pPr>
+        <w:tabs>
+          <w:tab w:val="num" w:pos="2160"/>
+        </w:tabs>
+        <w:ind w:left="2160" w:hanging="360"/>
+      </w:pPr>
+      <w:rPr>
+        <w:rFonts w:ascii="Wingdings" w:hAnsi="Wingdings" w:hint="default"/>
+        <w:sz w:val="20"/>
+      </w:rPr>
+    </w:lvl>
+    <w:lvl w:ilvl="3" w:tentative="1">
+      <w:start w:val="1"/>
+      <w:numFmt w:val="bullet"/>
+      <w:lvlText w:val=""/>
+      <w:lvlJc w:val="left"/>
+      <w:pPr>
+        <w:tabs>
+          <w:tab w:val="num" w:pos="2880"/>
+        </w:tabs>
+        <w:ind w:left="2880" w:hanging="360"/>
+      </w:pPr>
+      <w:rPr>
+        <w:rFonts w:ascii="Wingdings" w:hAnsi="Wingdings" w:hint="default"/>
+        <w:sz w:val="20"/>
+      </w:rPr>
+    </w:lvl>
+    <w:lvl w:ilvl="4" w:tentative="1">
+      <w:start w:val="1"/>
+      <w:numFmt w:val="bullet"/>
+      <w:lvlText w:val=""/>
+      <w:lvlJc w:val="left"/>
+      <w:pPr>
+        <w:tabs>
+          <w:tab w:val="num" w:pos="3600"/>
+        </w:tabs>
+        <w:ind w:left="3600" w:hanging="360"/>
+      </w:pPr>
+      <w:rPr>
+        <w:rFonts w:ascii="Wingdings" w:hAnsi="Wingdings" w:hint="default"/>
+        <w:sz w:val="20"/>
+      </w:rPr>
+    </w:lvl>
+    <w:lvl w:ilvl="5" w:tentative="1">
+      <w:start w:val="1"/>
+      <w:numFmt w:val="bullet"/>
+      <w:lvlText w:val=""/>
+      <w:lvlJc w:val="left"/>
+      <w:pPr>
+        <w:tabs>
+          <w:tab w:val="num" w:pos="4320"/>
+        </w:tabs>
+        <w:ind w:left="4320" w:hanging="360"/>
+      </w:pPr>
+      <w:rPr>
+        <w:rFonts w:ascii="Wingdings" w:hAnsi="Wingdings" w:hint="default"/>
+        <w:sz w:val="20"/>
+      </w:rPr>
+    </w:lvl>
+    <w:lvl w:ilvl="6" w:tentative="1">
+      <w:start w:val="1"/>
+      <w:numFmt w:val="bullet"/>
+      <w:lvlText w:val=""/>
+      <w:lvlJc w:val="left"/>
+      <w:pPr>
+        <w:tabs>
+          <w:tab w:val="num" w:pos="5040"/>
+        </w:tabs>
+        <w:ind w:left="5040" w:hanging="360"/>
+      </w:pPr>
+      <w:rPr>
+        <w:rFonts w:ascii="Wingdings" w:hAnsi="Wingdings" w:hint="default"/>
+        <w:sz w:val="20"/>
+      </w:rPr>
+    </w:lvl>
+    <w:lvl w:ilvl="7" w:tentative="1">
+      <w:start w:val="1"/>
+      <w:numFmt w:val="bullet"/>
+      <w:lvlText w:val=""/>
+      <w:lvlJc w:val="left"/>
+      <w:pPr>
+        <w:tabs>
+          <w:tab w:val="num" w:pos="5760"/>
+        </w:tabs>
+        <w:ind w:left="5760" w:hanging="360"/>
+      </w:pPr>
+      <w:rPr>
+        <w:rFonts w:ascii="Wingdings" w:hAnsi="Wingdings" w:hint="default"/>
+        <w:sz w:val="20"/>
+      </w:rPr>
+    </w:lvl>
+    <w:lvl w:ilvl="8" w:tentative="1">
+      <w:start w:val="1"/>
+      <w:numFmt w:val="bullet"/>
+      <w:lvlText w:val=""/>
+      <w:lvlJc w:val="left"/>
+      <w:pPr>
+        <w:tabs>
+          <w:tab w:val="num" w:pos="6480"/>
+        </w:tabs>
+        <w:ind w:left="6480" w:hanging="360"/>
+      </w:pPr>
+      <w:rPr>
+        <w:rFonts w:ascii="Wingdings" w:hAnsi="Wingdings" w:hint="default"/>
+        <w:sz w:val="20"/>
+      </w:rPr>
+    </w:lvl>
+  </w:abstractNum>
+  <w:abstractNum w:abstractNumId="4" w15:restartNumberingAfterBreak="0">
+    <w:nsid w:val="4A4A2F7F"/>
+    <w:multiLevelType w:val="multilevel"/>
+    <w:tmpl w:val="928EF1A0"/>
+    <w:lvl w:ilvl="0">
+      <w:start w:val="1"/>
+      <w:numFmt w:val="bullet"/>
+      <w:lvlText w:val=""/>
+      <w:lvlJc w:val="left"/>
+      <w:pPr>
+        <w:tabs>
+          <w:tab w:val="num" w:pos="720"/>
+        </w:tabs>
+        <w:ind w:left="720" w:hanging="360"/>
+      </w:pPr>
+      <w:rPr>
+        <w:rFonts w:ascii="Symbol" w:hAnsi="Symbol" w:hint="default"/>
+        <w:sz w:val="20"/>
+      </w:rPr>
+    </w:lvl>
+    <w:lvl w:ilvl="1" w:tentative="1">
+      <w:start w:val="1"/>
+      <w:numFmt w:val="bullet"/>
+      <w:lvlText w:val="o"/>
+      <w:lvlJc w:val="left"/>
+      <w:pPr>
+        <w:tabs>
+          <w:tab w:val="num" w:pos="1440"/>
+        </w:tabs>
+        <w:ind w:left="1440" w:hanging="360"/>
+      </w:pPr>
+      <w:rPr>
+        <w:rFonts w:ascii="Courier New" w:hAnsi="Courier New" w:hint="default"/>
+        <w:sz w:val="20"/>
+      </w:rPr>
+    </w:lvl>
+    <w:lvl w:ilvl="2" w:tentative="1">
+      <w:start w:val="1"/>
+      <w:numFmt w:val="bullet"/>
+      <w:lvlText w:val=""/>
+      <w:lvlJc w:val="left"/>
+      <w:pPr>
+        <w:tabs>
+          <w:tab w:val="num" w:pos="2160"/>
+        </w:tabs>
+        <w:ind w:left="2160" w:hanging="360"/>
+      </w:pPr>
+      <w:rPr>
+        <w:rFonts w:ascii="Wingdings" w:hAnsi="Wingdings" w:hint="default"/>
+        <w:sz w:val="20"/>
+      </w:rPr>
+    </w:lvl>
+    <w:lvl w:ilvl="3" w:tentative="1">
+      <w:start w:val="1"/>
+      <w:numFmt w:val="bullet"/>
+      <w:lvlText w:val=""/>
+      <w:lvlJc w:val="left"/>
+      <w:pPr>
+        <w:tabs>
+          <w:tab w:val="num" w:pos="2880"/>
+        </w:tabs>
+        <w:ind w:left="2880" w:hanging="360"/>
+      </w:pPr>
+      <w:rPr>
+        <w:rFonts w:ascii="Wingdings" w:hAnsi="Wingdings" w:hint="default"/>
+        <w:sz w:val="20"/>
+      </w:rPr>
+    </w:lvl>
+    <w:lvl w:ilvl="4" w:tentative="1">
+      <w:start w:val="1"/>
+      <w:numFmt w:val="bullet"/>
+      <w:lvlText w:val=""/>
+      <w:lvlJc w:val="left"/>
+      <w:pPr>
+        <w:tabs>
+          <w:tab w:val="num" w:pos="3600"/>
+        </w:tabs>
+        <w:ind w:left="3600" w:hanging="360"/>
+      </w:pPr>
+      <w:rPr>
+        <w:rFonts w:ascii="Wingdings" w:hAnsi="Wingdings" w:hint="default"/>
+        <w:sz w:val="20"/>
+      </w:rPr>
+    </w:lvl>
+    <w:lvl w:ilvl="5" w:tentative="1">
+      <w:start w:val="1"/>
+      <w:numFmt w:val="bullet"/>
+      <w:lvlText w:val=""/>
+      <w:lvlJc w:val="left"/>
+      <w:pPr>
+        <w:tabs>
+          <w:tab w:val="num" w:pos="4320"/>
+        </w:tabs>
+        <w:ind w:left="4320" w:hanging="360"/>
+      </w:pPr>
+      <w:rPr>
+        <w:rFonts w:ascii="Wingdings" w:hAnsi="Wingdings" w:hint="default"/>
+        <w:sz w:val="20"/>
+      </w:rPr>
+    </w:lvl>
+    <w:lvl w:ilvl="6" w:tentative="1">
+      <w:start w:val="1"/>
+      <w:numFmt w:val="bullet"/>
+      <w:lvlText w:val=""/>
+      <w:lvlJc w:val="left"/>
+      <w:pPr>
+        <w:tabs>
+          <w:tab w:val="num" w:pos="5040"/>
+        </w:tabs>
+        <w:ind w:left="5040" w:hanging="360"/>
+      </w:pPr>
+      <w:rPr>
+        <w:rFonts w:ascii="Wingdings" w:hAnsi="Wingdings" w:hint="default"/>
+        <w:sz w:val="20"/>
+      </w:rPr>
+    </w:lvl>
+    <w:lvl w:ilvl="7" w:tentative="1">
+      <w:start w:val="1"/>
+      <w:numFmt w:val="bullet"/>
+      <w:lvlText w:val=""/>
+      <w:lvlJc w:val="left"/>
+      <w:pPr>
+        <w:tabs>
+          <w:tab w:val="num" w:pos="5760"/>
+        </w:tabs>
+        <w:ind w:left="5760" w:hanging="360"/>
+      </w:pPr>
+      <w:rPr>
+        <w:rFonts w:ascii="Wingdings" w:hAnsi="Wingdings" w:hint="default"/>
+        <w:sz w:val="20"/>
+      </w:rPr>
+    </w:lvl>
+    <w:lvl w:ilvl="8" w:tentative="1">
+      <w:start w:val="1"/>
+      <w:numFmt w:val="bullet"/>
+      <w:lvlText w:val=""/>
+      <w:lvlJc w:val="left"/>
+      <w:pPr>
+        <w:tabs>
+          <w:tab w:val="num" w:pos="6480"/>
+        </w:tabs>
+        <w:ind w:left="6480" w:hanging="360"/>
+      </w:pPr>
+      <w:rPr>
+        <w:rFonts w:ascii="Wingdings" w:hAnsi="Wingdings" w:hint="default"/>
+        <w:sz w:val="20"/>
+      </w:rPr>
+    </w:lvl>
+  </w:abstractNum>
+  <w:abstractNum w:abstractNumId="5" w15:restartNumberingAfterBreak="0">
+    <w:nsid w:val="4B3D2B66"/>
+    <w:multiLevelType w:val="multilevel"/>
+    <w:tmpl w:val="2CD42B4E"/>
+    <w:lvl w:ilvl="0">
+      <w:start w:val="1"/>
+      <w:numFmt w:val="bullet"/>
+      <w:lvlText w:val=""/>
+      <w:lvlJc w:val="left"/>
+      <w:pPr>
+        <w:tabs>
+          <w:tab w:val="num" w:pos="720"/>
+        </w:tabs>
+        <w:ind w:left="720" w:hanging="360"/>
+      </w:pPr>
+      <w:rPr>
+        <w:rFonts w:ascii="Symbol" w:hAnsi="Symbol" w:hint="default"/>
+        <w:sz w:val="20"/>
+      </w:rPr>
+    </w:lvl>
+    <w:lvl w:ilvl="1" w:tentative="1">
+      <w:start w:val="1"/>
+      <w:numFmt w:val="bullet"/>
+      <w:lvlText w:val="o"/>
+      <w:lvlJc w:val="left"/>
+      <w:pPr>
+        <w:tabs>
+          <w:tab w:val="num" w:pos="1440"/>
+        </w:tabs>
+        <w:ind w:left="1440" w:hanging="360"/>
+      </w:pPr>
+      <w:rPr>
+        <w:rFonts w:ascii="Courier New" w:hAnsi="Courier New" w:hint="default"/>
+        <w:sz w:val="20"/>
+      </w:rPr>
+    </w:lvl>
+    <w:lvl w:ilvl="2" w:tentative="1">
+      <w:start w:val="1"/>
+      <w:numFmt w:val="bullet"/>
+      <w:lvlText w:val=""/>
+      <w:lvlJc w:val="left"/>
+      <w:pPr>
+        <w:tabs>
+          <w:tab w:val="num" w:pos="2160"/>
+        </w:tabs>
+        <w:ind w:left="2160" w:hanging="360"/>
+      </w:pPr>
+      <w:rPr>
+        <w:rFonts w:ascii="Wingdings" w:hAnsi="Wingdings" w:hint="default"/>
+        <w:sz w:val="20"/>
+      </w:rPr>
+    </w:lvl>
+    <w:lvl w:ilvl="3" w:tentative="1">
+      <w:start w:val="1"/>
+      <w:numFmt w:val="bullet"/>
+      <w:lvlText w:val=""/>
+      <w:lvlJc w:val="left"/>
+      <w:pPr>
+        <w:tabs>
+          <w:tab w:val="num" w:pos="2880"/>
+        </w:tabs>
+        <w:ind w:left="2880" w:hanging="360"/>
+      </w:pPr>
+      <w:rPr>
+        <w:rFonts w:ascii="Wingdings" w:hAnsi="Wingdings" w:hint="default"/>
+        <w:sz w:val="20"/>
+      </w:rPr>
+    </w:lvl>
+    <w:lvl w:ilvl="4" w:tentative="1">
+      <w:start w:val="1"/>
+      <w:numFmt w:val="bullet"/>
+      <w:lvlText w:val=""/>
+      <w:lvlJc w:val="left"/>
+      <w:pPr>
+        <w:tabs>
+          <w:tab w:val="num" w:pos="3600"/>
+        </w:tabs>
+        <w:ind w:left="3600" w:hanging="360"/>
+      </w:pPr>
+      <w:rPr>
+        <w:rFonts w:ascii="Wingdings" w:hAnsi="Wingdings" w:hint="default"/>
+        <w:sz w:val="20"/>
+      </w:rPr>
+    </w:lvl>
+    <w:lvl w:ilvl="5" w:tentative="1">
+      <w:start w:val="1"/>
+      <w:numFmt w:val="bullet"/>
+      <w:lvlText w:val=""/>
+      <w:lvlJc w:val="left"/>
+      <w:pPr>
+        <w:tabs>
+          <w:tab w:val="num" w:pos="4320"/>
+        </w:tabs>
+        <w:ind w:left="4320" w:hanging="360"/>
+      </w:pPr>
+      <w:rPr>
+        <w:rFonts w:ascii="Wingdings" w:hAnsi="Wingdings" w:hint="default"/>
+        <w:sz w:val="20"/>
+      </w:rPr>
+    </w:lvl>
+    <w:lvl w:ilvl="6" w:tentative="1">
+      <w:start w:val="1"/>
+      <w:numFmt w:val="bullet"/>
+      <w:lvlText w:val=""/>
+      <w:lvlJc w:val="left"/>
+      <w:pPr>
+        <w:tabs>
+          <w:tab w:val="num" w:pos="5040"/>
+        </w:tabs>
+        <w:ind w:left="5040" w:hanging="360"/>
+      </w:pPr>
+      <w:rPr>
+        <w:rFonts w:ascii="Wingdings" w:hAnsi="Wingdings" w:hint="default"/>
+        <w:sz w:val="20"/>
+      </w:rPr>
+    </w:lvl>
+    <w:lvl w:ilvl="7" w:tentative="1">
+      <w:start w:val="1"/>
+      <w:numFmt w:val="bullet"/>
+      <w:lvlText w:val=""/>
+      <w:lvlJc w:val="left"/>
+      <w:pPr>
+        <w:tabs>
+          <w:tab w:val="num" w:pos="5760"/>
+        </w:tabs>
+        <w:ind w:left="5760" w:hanging="360"/>
+      </w:pPr>
+      <w:rPr>
+        <w:rFonts w:ascii="Wingdings" w:hAnsi="Wingdings" w:hint="default"/>
+        <w:sz w:val="20"/>
+      </w:rPr>
+    </w:lvl>
+    <w:lvl w:ilvl="8" w:tentative="1">
+      <w:start w:val="1"/>
+      <w:numFmt w:val="bullet"/>
+      <w:lvlText w:val=""/>
+      <w:lvlJc w:val="left"/>
+      <w:pPr>
+        <w:tabs>
+          <w:tab w:val="num" w:pos="6480"/>
+        </w:tabs>
+        <w:ind w:left="6480" w:hanging="360"/>
+      </w:pPr>
+      <w:rPr>
+        <w:rFonts w:ascii="Wingdings" w:hAnsi="Wingdings" w:hint="default"/>
+        <w:sz w:val="20"/>
+      </w:rPr>
+    </w:lvl>
+  </w:abstractNum>
   <w:num w:numId="1" w16cid:durableId="343093963">
+    <w:abstractNumId w:val="2"/>
+  </w:num>
+  <w:num w:numId="2" w16cid:durableId="189992505">
+    <w:abstractNumId w:val="4"/>
+  </w:num>
+  <w:num w:numId="3" w16cid:durableId="1581989991">
+    <w:abstractNumId w:val="5"/>
+  </w:num>
+  <w:num w:numId="4" w16cid:durableId="546530194">
     <w:abstractNumId w:val="0"/>
+  </w:num>
+  <w:num w:numId="5" w16cid:durableId="202983850">
+    <w:abstractNumId w:val="1"/>
+  </w:num>
+  <w:num w:numId="6" w16cid:durableId="1795174843">
+    <w:abstractNumId w:val="3"/>
   </w:num>
 </w:numbering>
 </file>
